--- a/6. 大数据/2. 数据湖/ELK/2. Elasticsearch.docx
+++ b/6. 大数据/2. 数据湖/ELK/2. Elasticsearch.docx
@@ -1,6 +1,6 @@
 
 <file path=word/document.xml><?xml version="1.0" encoding="utf-8"?>
-<w:document xmlns:wpc="http://schemas.microsoft.com/office/word/2010/wordprocessingCanvas" xmlns:cx="http://schemas.microsoft.com/office/drawing/2014/chartex" xmlns:cx1="http://schemas.microsoft.com/office/drawing/2015/9/8/chartex" xmlns:cx2="http://schemas.microsoft.com/office/drawing/2015/10/21/chartex" xmlns:cx3="http://schemas.microsoft.com/office/drawing/2016/5/9/chartex" xmlns:cx4="http://schemas.microsoft.com/office/drawing/2016/5/10/chartex" xmlns:cx5="http://schemas.microsoft.com/office/drawing/2016/5/11/chartex" xmlns:cx6="http://schemas.microsoft.com/office/drawing/2016/5/12/chartex" xmlns:cx7="http://schemas.microsoft.com/office/drawing/2016/5/13/chartex" xmlns:cx8="http://schemas.microsoft.com/office/drawing/2016/5/14/chartex" xmlns:mc="http://schemas.openxmlformats.org/markup-compatibility/2006" xmlns:aink="http://schemas.microsoft.com/office/drawing/2016/ink" xmlns:am3d="http://schemas.microsoft.com/office/drawing/2017/model3d" xmlns:o="urn:schemas-microsoft-com:office:office" xmlns:oel="http://schemas.microsoft.com/office/2019/extlst" xmlns:r="http://schemas.openxmlformats.org/officeDocument/2006/relationships" xmlns:m="http://schemas.openxmlformats.org/officeDocument/2006/math" xmlns:v="urn:schemas-microsoft-com:vml" xmlns:wp14="http://schemas.microsoft.com/office/word/2010/wordprocessingDrawing" xmlns:wp="http://schemas.openxmlformats.org/drawingml/2006/wordprocessingDrawing" xmlns:w10="urn:schemas-microsoft-com:office:word" xmlns:w="http://schemas.openxmlformats.org/wordprocessingml/2006/main" xmlns:w14="http://schemas.microsoft.com/office/word/2010/wordml" xmlns:w15="http://schemas.microsoft.com/office/word/2012/wordml" xmlns:w16cex="http://schemas.microsoft.com/office/word/2018/wordml/cex" xmlns:w16cid="http://schemas.microsoft.com/office/word/2016/wordml/cid" xmlns:w16="http://schemas.microsoft.com/office/word/2018/wordml" xmlns:w16du="http://schemas.microsoft.com/office/word/2023/wordml/word16du" xmlns:w16sdtdh="http://schemas.microsoft.com/office/word/2020/wordml/sdtdatahash" xmlns:w16se="http://schemas.microsoft.com/office/word/2015/wordml/symex" xmlns:wpg="http://schemas.microsoft.com/office/word/2010/wordprocessingGroup" xmlns:wpi="http://schemas.microsoft.com/office/word/2010/wordprocessingInk" xmlns:wne="http://schemas.microsoft.com/office/word/2006/wordml" xmlns:wps="http://schemas.microsoft.com/office/word/2010/wordprocessingShape" mc:Ignorable="w14 w15 w16se w16cid w16 w16cex w16sdtdh wp14">
+<w:document xmlns:wpc="http://schemas.microsoft.com/office/word/2010/wordprocessingCanvas" xmlns:cx="http://schemas.microsoft.com/office/drawing/2014/chartex" xmlns:cx1="http://schemas.microsoft.com/office/drawing/2015/9/8/chartex" xmlns:cx2="http://schemas.microsoft.com/office/drawing/2015/10/21/chartex" xmlns:cx3="http://schemas.microsoft.com/office/drawing/2016/5/9/chartex" xmlns:cx4="http://schemas.microsoft.com/office/drawing/2016/5/10/chartex" xmlns:cx5="http://schemas.microsoft.com/office/drawing/2016/5/11/chartex" xmlns:cx6="http://schemas.microsoft.com/office/drawing/2016/5/12/chartex" xmlns:cx7="http://schemas.microsoft.com/office/drawing/2016/5/13/chartex" xmlns:cx8="http://schemas.microsoft.com/office/drawing/2016/5/14/chartex" xmlns:mc="http://schemas.openxmlformats.org/markup-compatibility/2006" xmlns:aink="http://schemas.microsoft.com/office/drawing/2016/ink" xmlns:am3d="http://schemas.microsoft.com/office/drawing/2017/model3d" xmlns:o="urn:schemas-microsoft-com:office:office" xmlns:oel="http://schemas.microsoft.com/office/2019/extlst" xmlns:r="http://schemas.openxmlformats.org/officeDocument/2006/relationships" xmlns:m="http://schemas.openxmlformats.org/officeDocument/2006/math" xmlns:v="urn:schemas-microsoft-com:vml" xmlns:wp14="http://schemas.microsoft.com/office/word/2010/wordprocessingDrawing" xmlns:wp="http://schemas.openxmlformats.org/drawingml/2006/wordprocessingDrawing" xmlns:w10="urn:schemas-microsoft-com:office:word" xmlns:w="http://schemas.openxmlformats.org/wordprocessingml/2006/main" xmlns:w14="http://schemas.microsoft.com/office/word/2010/wordml" xmlns:w15="http://schemas.microsoft.com/office/word/2012/wordml" xmlns:w16cex="http://schemas.microsoft.com/office/word/2018/wordml/cex" xmlns:w16cid="http://schemas.microsoft.com/office/word/2016/wordml/cid" xmlns:w16="http://schemas.microsoft.com/office/word/2018/wordml" xmlns:w16sdtdh="http://schemas.microsoft.com/office/word/2020/wordml/sdtdatahash" xmlns:w16se="http://schemas.microsoft.com/office/word/2015/wordml/symex" xmlns:wpg="http://schemas.microsoft.com/office/word/2010/wordprocessingGroup" xmlns:wpi="http://schemas.microsoft.com/office/word/2010/wordprocessingInk" xmlns:wne="http://schemas.microsoft.com/office/word/2006/wordml" xmlns:wps="http://schemas.microsoft.com/office/word/2010/wordprocessingShape" mc:Ignorable="w14 w15 w16se w16cid w16 w16cex w16sdtdh wp14">
   <w:body>
     <w:p>
       <w:pPr>
@@ -9,6 +9,3165 @@
           <w:rFonts w:hint="default"/>
         </w:rPr>
       </w:pPr>
+      <w:r>
+        <w:t>背景</w:t>
+      </w:r>
+    </w:p>
+    <w:p>
+      <w:r>
+        <w:tab/>
+      </w:r>
+      <w:r>
+        <w:rPr>
+          <w:rFonts w:hint="eastAsia"/>
+        </w:rPr>
+        <w:t>小伙伴们经常使用</w:t>
+      </w:r>
+      <w:r>
+        <w:rPr>
+          <w:rFonts w:hint="eastAsia"/>
+        </w:rPr>
+        <w:t xml:space="preserve"> google </w:t>
+      </w:r>
+      <w:r>
+        <w:rPr>
+          <w:rFonts w:hint="eastAsia"/>
+        </w:rPr>
+        <w:t>或者百度进行搜索内容，在输入框中输入关键字，这个时候，网站会将包含</w:t>
+      </w:r>
+      <w:r>
+        <w:rPr>
+          <w:rFonts w:hint="eastAsia"/>
+        </w:rPr>
+        <w:t xml:space="preserve"> </w:t>
+      </w:r>
+      <w:r>
+        <w:rPr>
+          <w:rFonts w:hint="eastAsia"/>
+        </w:rPr>
+        <w:t>关键字</w:t>
+      </w:r>
+      <w:r>
+        <w:rPr>
+          <w:rFonts w:hint="eastAsia"/>
+        </w:rPr>
+        <w:t xml:space="preserve"> </w:t>
+      </w:r>
+      <w:r>
+        <w:rPr>
+          <w:rFonts w:hint="eastAsia"/>
+        </w:rPr>
+        <w:t>的所有网页返回，大家有没有想过，为什么输入关键字就可以查到结果呢？</w:t>
+      </w:r>
+    </w:p>
+    <w:p>
+      <w:pPr>
+        <w:ind w:firstLine="420"/>
+      </w:pPr>
+      <w:r>
+        <w:rPr>
+          <w:rFonts w:hint="eastAsia"/>
+        </w:rPr>
+        <w:t>同时网站上返回的页面内容大多都是一些非结构化的文本数据，对于大量的文本数据，肯定是不会存储到数据库中的，原因如下：</w:t>
+      </w:r>
+    </w:p>
+    <w:p>
+      <w:pPr>
+        <w:ind w:firstLine="420"/>
+      </w:pPr>
+      <w:r>
+        <w:rPr>
+          <w:rFonts w:hint="eastAsia"/>
+        </w:rPr>
+        <w:t>1</w:t>
+      </w:r>
+      <w:r>
+        <w:rPr>
+          <w:rFonts w:hint="eastAsia"/>
+        </w:rPr>
+        <w:t>、非结构化文本数据，</w:t>
+      </w:r>
+      <w:r>
+        <w:rPr>
+          <w:rFonts w:hint="eastAsia"/>
+          <w:color w:val="FF0000"/>
+        </w:rPr>
+        <w:t>关系型数据库搜索不能很好支持全文索引扫描整张表</w:t>
+      </w:r>
+      <w:r>
+        <w:rPr>
+          <w:rFonts w:hint="eastAsia"/>
+        </w:rPr>
+        <w:t>。</w:t>
+      </w:r>
+    </w:p>
+    <w:p>
+      <w:pPr>
+        <w:ind w:firstLine="420"/>
+      </w:pPr>
+      <w:r>
+        <w:rPr>
+          <w:rFonts w:hint="eastAsia"/>
+        </w:rPr>
+        <w:t>2</w:t>
+      </w:r>
+      <w:r>
+        <w:rPr>
+          <w:rFonts w:hint="eastAsia"/>
+        </w:rPr>
+        <w:t>、查询效率低下，即使对</w:t>
+      </w:r>
+      <w:r>
+        <w:rPr>
+          <w:rFonts w:hint="eastAsia"/>
+        </w:rPr>
+        <w:t xml:space="preserve"> SQL </w:t>
+      </w:r>
+      <w:r>
+        <w:rPr>
+          <w:rFonts w:hint="eastAsia"/>
+        </w:rPr>
+        <w:t>进行大量优化，其效果也收效甚微。</w:t>
+      </w:r>
+    </w:p>
+    <w:p>
+      <w:pPr>
+        <w:ind w:firstLine="420"/>
+      </w:pPr>
+      <w:r>
+        <w:rPr>
+          <w:rFonts w:hint="eastAsia"/>
+        </w:rPr>
+        <w:t>3</w:t>
+      </w:r>
+      <w:r>
+        <w:rPr>
+          <w:rFonts w:hint="eastAsia"/>
+        </w:rPr>
+        <w:t>、对于</w:t>
+      </w:r>
+      <w:r>
+        <w:rPr>
+          <w:rFonts w:hint="eastAsia"/>
+        </w:rPr>
+        <w:t xml:space="preserve"> insert </w:t>
+      </w:r>
+      <w:r>
+        <w:rPr>
+          <w:rFonts w:hint="eastAsia"/>
+        </w:rPr>
+        <w:t>和</w:t>
+      </w:r>
+      <w:r>
+        <w:rPr>
+          <w:rFonts w:hint="eastAsia"/>
+        </w:rPr>
+        <w:t xml:space="preserve"> update </w:t>
+      </w:r>
+      <w:r>
+        <w:rPr>
+          <w:rFonts w:hint="eastAsia"/>
+        </w:rPr>
+        <w:t>操作都会重新构建索引，维护非常麻烦。</w:t>
+      </w:r>
+    </w:p>
+    <w:p>
+      <w:pPr>
+        <w:ind w:firstLine="420"/>
+      </w:pPr>
+      <w:r>
+        <w:rPr>
+          <w:rFonts w:hint="eastAsia"/>
+        </w:rPr>
+        <w:t>针对上述问题，在生产环境中，面对海量的数据，若想要毫秒级查询到结构化数据或非结构化数据，我们就需要专业，健壮，强大的全文搜索引擎。</w:t>
+      </w:r>
+    </w:p>
+    <w:p>
+      <w:pPr>
+        <w:ind w:firstLine="420"/>
+      </w:pPr>
+      <w:r>
+        <w:rPr>
+          <w:rFonts w:hint="eastAsia"/>
+        </w:rPr>
+        <w:t>全文搜索引擎的工作原理：计算机索引程序通过扫描文章中的每一个词，对每一个词建立一个索引，指明该词在文章中出现的次数和位置，当用户查询时，检索程序就根据事先建立的索引进行查找，并将查找的结果反馈给用户。这个过程类似于通过字典中的检索字表查字的过程</w:t>
+      </w:r>
+      <w:r>
+        <w:rPr>
+          <w:rFonts w:hint="eastAsia"/>
+        </w:rPr>
+        <w:t>。</w:t>
+      </w:r>
+    </w:p>
+    <w:p>
+      <w:pPr>
+        <w:pStyle w:val="1"/>
+        <w:rPr>
+          <w:rFonts w:hint="default"/>
+        </w:rPr>
+      </w:pPr>
+      <w:r>
+        <w:t>概述</w:t>
+      </w:r>
+    </w:p>
+    <w:p>
+      <w:r>
+        <w:tab/>
+      </w:r>
+      <w:r>
+        <w:rPr>
+          <w:rFonts w:hint="eastAsia"/>
+        </w:rPr>
+        <w:t>参考：</w:t>
+      </w:r>
+    </w:p>
+    <w:p>
+      <w:r>
+        <w:tab/>
+      </w:r>
+      <w:hyperlink r:id="rId7" w:history="1">
+        <w:r>
+          <w:rPr>
+            <w:rStyle w:val="a7"/>
+          </w:rPr>
+          <w:t>https://zhuanlan.zhihu.com/p/668265103</w:t>
+        </w:r>
+      </w:hyperlink>
+    </w:p>
+    <w:p>
+      <w:r>
+        <w:tab/>
+      </w:r>
+      <w:hyperlink r:id="rId8" w:history="1">
+        <w:r>
+          <w:rPr>
+            <w:rStyle w:val="a7"/>
+          </w:rPr>
+          <w:t>https://xie.infoq.cn/article/22afd07d9c0df3bd79f3cf297</w:t>
+        </w:r>
+      </w:hyperlink>
+    </w:p>
+    <w:p/>
+    <w:p>
+      <w:pPr>
+        <w:pStyle w:val="2"/>
+        <w:rPr>
+          <w:rFonts w:hint="default"/>
+        </w:rPr>
+      </w:pPr>
+      <w:r>
+        <w:t>简介</w:t>
+      </w:r>
+    </w:p>
+    <w:p>
+      <w:r>
+        <w:tab/>
+      </w:r>
+      <w:r>
+        <w:rPr>
+          <w:rFonts w:hint="eastAsia"/>
+        </w:rPr>
+        <w:t>为了实现毫秒级的搜索效果，</w:t>
+      </w:r>
+      <w:proofErr w:type="spellStart"/>
+      <w:r>
+        <w:rPr>
+          <w:rFonts w:hint="eastAsia"/>
+        </w:rPr>
+        <w:t>ElasticSearch</w:t>
+      </w:r>
+      <w:proofErr w:type="spellEnd"/>
+      <w:r>
+        <w:rPr>
+          <w:rFonts w:hint="eastAsia"/>
+        </w:rPr>
+        <w:t xml:space="preserve"> </w:t>
+      </w:r>
+      <w:r>
+        <w:rPr>
+          <w:rFonts w:hint="eastAsia"/>
+        </w:rPr>
+        <w:t>出现了。</w:t>
+      </w:r>
+    </w:p>
+    <w:p>
+      <w:pPr>
+        <w:ind w:firstLine="420"/>
+      </w:pPr>
+      <w:proofErr w:type="spellStart"/>
+      <w:r>
+        <w:rPr>
+          <w:rFonts w:hint="eastAsia"/>
+        </w:rPr>
+        <w:t>ElasticSearch</w:t>
+      </w:r>
+      <w:proofErr w:type="spellEnd"/>
+      <w:r>
+        <w:rPr>
+          <w:rFonts w:hint="eastAsia"/>
+        </w:rPr>
+        <w:t>（弹性搜索）：是一款开源的分布式、</w:t>
+      </w:r>
+      <w:r>
+        <w:rPr>
+          <w:rFonts w:hint="eastAsia"/>
+        </w:rPr>
+        <w:t xml:space="preserve">RESTful </w:t>
+      </w:r>
+      <w:r>
+        <w:rPr>
+          <w:rFonts w:hint="eastAsia"/>
+        </w:rPr>
+        <w:t>风格的搜索和数据分析引擎，它底层基于</w:t>
+      </w:r>
+      <w:r>
+        <w:rPr>
+          <w:rFonts w:hint="eastAsia"/>
+        </w:rPr>
+        <w:t xml:space="preserve"> Apache Lucene </w:t>
+      </w:r>
+      <w:r>
+        <w:rPr>
+          <w:rFonts w:hint="eastAsia"/>
+        </w:rPr>
+        <w:t>开源库进行封装，其不仅仅提供分布式多用户能力的全文搜索引擎，还可以被准确形容为：</w:t>
+      </w:r>
+    </w:p>
+    <w:p>
+      <w:pPr>
+        <w:ind w:firstLine="420"/>
+      </w:pPr>
+      <w:r>
+        <w:rPr>
+          <w:rFonts w:hint="eastAsia"/>
+        </w:rPr>
+        <w:t>1</w:t>
+      </w:r>
+      <w:r>
+        <w:rPr>
+          <w:rFonts w:hint="eastAsia"/>
+        </w:rPr>
+        <w:t>、一个分布式的实时文档存储，每个字段可以被索引与搜索；</w:t>
+      </w:r>
+    </w:p>
+    <w:p>
+      <w:pPr>
+        <w:ind w:firstLine="420"/>
+      </w:pPr>
+      <w:r>
+        <w:rPr>
+          <w:rFonts w:hint="eastAsia"/>
+        </w:rPr>
+        <w:t>2</w:t>
+      </w:r>
+      <w:r>
+        <w:rPr>
+          <w:rFonts w:hint="eastAsia"/>
+        </w:rPr>
+        <w:t>、一个分布式实时分析搜索引擎；</w:t>
+      </w:r>
+    </w:p>
+    <w:p>
+      <w:pPr>
+        <w:ind w:firstLine="420"/>
+      </w:pPr>
+      <w:r>
+        <w:rPr>
+          <w:rFonts w:hint="eastAsia"/>
+        </w:rPr>
+        <w:t>3</w:t>
+      </w:r>
+      <w:r>
+        <w:rPr>
+          <w:rFonts w:hint="eastAsia"/>
+        </w:rPr>
+        <w:t>、能胜任上百个节点的扩展，并支持</w:t>
+      </w:r>
+      <w:r>
+        <w:rPr>
+          <w:rFonts w:hint="eastAsia"/>
+        </w:rPr>
+        <w:t xml:space="preserve"> PB </w:t>
+      </w:r>
+      <w:r>
+        <w:rPr>
+          <w:rFonts w:hint="eastAsia"/>
+        </w:rPr>
+        <w:t>级别结构化和非结构化数据。</w:t>
+      </w:r>
+    </w:p>
+    <w:p>
+      <w:pPr>
+        <w:ind w:firstLine="420"/>
+      </w:pPr>
+      <w:proofErr w:type="spellStart"/>
+      <w:r>
+        <w:rPr>
+          <w:rFonts w:hint="eastAsia"/>
+        </w:rPr>
+        <w:lastRenderedPageBreak/>
+        <w:t>ElasticSearch</w:t>
+      </w:r>
+      <w:proofErr w:type="spellEnd"/>
+      <w:r>
+        <w:rPr>
+          <w:rFonts w:hint="eastAsia"/>
+        </w:rPr>
+        <w:t xml:space="preserve"> </w:t>
+      </w:r>
+      <w:r>
+        <w:rPr>
+          <w:rFonts w:hint="eastAsia"/>
+        </w:rPr>
+        <w:t>搜索整体架构如下图所示：</w:t>
+      </w:r>
+    </w:p>
+    <w:p>
+      <w:pPr>
+        <w:jc w:val="center"/>
+      </w:pPr>
+      <w:r>
+        <w:rPr>
+          <w:noProof/>
+        </w:rPr>
+        <w:drawing>
+          <wp:inline distT="0" distB="0" distL="0" distR="0" wp14:anchorId="14432688" wp14:editId="5D6D0A7E">
+            <wp:extent cx="4848304" cy="3369764"/>
+            <wp:effectExtent l="0" t="0" r="3175" b="0"/>
+            <wp:docPr id="1365485838" name="图片 1"/>
+            <wp:cNvGraphicFramePr>
+              <a:graphicFrameLocks xmlns:a="http://schemas.openxmlformats.org/drawingml/2006/main" noChangeAspect="1"/>
+            </wp:cNvGraphicFramePr>
+            <a:graphic xmlns:a="http://schemas.openxmlformats.org/drawingml/2006/main">
+              <a:graphicData uri="http://schemas.openxmlformats.org/drawingml/2006/picture">
+                <pic:pic xmlns:pic="http://schemas.openxmlformats.org/drawingml/2006/picture">
+                  <pic:nvPicPr>
+                    <pic:cNvPr id="1365485838" name=""/>
+                    <pic:cNvPicPr/>
+                  </pic:nvPicPr>
+                  <pic:blipFill>
+                    <a:blip r:embed="rId9"/>
+                    <a:stretch>
+                      <a:fillRect/>
+                    </a:stretch>
+                  </pic:blipFill>
+                  <pic:spPr>
+                    <a:xfrm>
+                      <a:off x="0" y="0"/>
+                      <a:ext cx="4858300" cy="3376712"/>
+                    </a:xfrm>
+                    <a:prstGeom prst="rect">
+                      <a:avLst/>
+                    </a:prstGeom>
+                  </pic:spPr>
+                </pic:pic>
+              </a:graphicData>
+            </a:graphic>
+          </wp:inline>
+        </w:drawing>
+      </w:r>
+    </w:p>
+    <w:p>
+      <w:pPr>
+        <w:pStyle w:val="2"/>
+        <w:rPr>
+          <w:rFonts w:hint="default"/>
+        </w:rPr>
+      </w:pPr>
+      <w:r>
+        <w:t>基本概念</w:t>
+      </w:r>
+    </w:p>
+    <w:p>
+      <w:r>
+        <w:tab/>
+      </w:r>
+      <w:r>
+        <w:rPr>
+          <w:rFonts w:hint="eastAsia"/>
+        </w:rPr>
+        <w:t>映射关系如下图：</w:t>
+      </w:r>
+    </w:p>
+    <w:p>
+      <w:pPr>
+        <w:jc w:val="center"/>
+      </w:pPr>
+      <w:r>
+        <w:rPr>
+          <w:noProof/>
+        </w:rPr>
+        <w:drawing>
+          <wp:inline distT="0" distB="0" distL="0" distR="0" wp14:anchorId="5BE75468" wp14:editId="0F0EE3EC">
+            <wp:extent cx="4838882" cy="1544993"/>
+            <wp:effectExtent l="0" t="0" r="0" b="4445"/>
+            <wp:docPr id="1935477662" name="图片 1"/>
+            <wp:cNvGraphicFramePr>
+              <a:graphicFrameLocks xmlns:a="http://schemas.openxmlformats.org/drawingml/2006/main" noChangeAspect="1"/>
+            </wp:cNvGraphicFramePr>
+            <a:graphic xmlns:a="http://schemas.openxmlformats.org/drawingml/2006/main">
+              <a:graphicData uri="http://schemas.openxmlformats.org/drawingml/2006/picture">
+                <pic:pic xmlns:pic="http://schemas.openxmlformats.org/drawingml/2006/picture">
+                  <pic:nvPicPr>
+                    <pic:cNvPr id="1935477662" name=""/>
+                    <pic:cNvPicPr/>
+                  </pic:nvPicPr>
+                  <pic:blipFill>
+                    <a:blip r:embed="rId10"/>
+                    <a:stretch>
+                      <a:fillRect/>
+                    </a:stretch>
+                  </pic:blipFill>
+                  <pic:spPr>
+                    <a:xfrm>
+                      <a:off x="0" y="0"/>
+                      <a:ext cx="4860222" cy="1551807"/>
+                    </a:xfrm>
+                    <a:prstGeom prst="rect">
+                      <a:avLst/>
+                    </a:prstGeom>
+                  </pic:spPr>
+                </pic:pic>
+              </a:graphicData>
+            </a:graphic>
+          </wp:inline>
+        </w:drawing>
+      </w:r>
+    </w:p>
+    <w:p>
+      <w:pPr>
+        <w:pStyle w:val="3"/>
+        <w:rPr>
+          <w:rFonts w:hint="default"/>
+        </w:rPr>
+      </w:pPr>
+      <w:r>
+        <w:t>节点</w:t>
+      </w:r>
+      <w:r>
+        <w:t>（</w:t>
+      </w:r>
+      <w:r>
+        <w:t>Node</w:t>
+      </w:r>
+      <w:r>
+        <w:t>）</w:t>
+      </w:r>
+      <w:r>
+        <w:t>&amp;</w:t>
+      </w:r>
+      <w:r>
+        <w:t>集群</w:t>
+      </w:r>
+      <w:r>
+        <w:t>（</w:t>
+      </w:r>
+      <w:r>
+        <w:t>Cluster</w:t>
+      </w:r>
+      <w:r>
+        <w:t>）</w:t>
+      </w:r>
+    </w:p>
+    <w:p>
+      <w:r>
+        <w:tab/>
+      </w:r>
+      <w:r>
+        <w:rPr>
+          <w:rFonts w:hint="eastAsia"/>
+        </w:rPr>
+        <w:t xml:space="preserve">Elasticsearch </w:t>
+      </w:r>
+      <w:r>
+        <w:rPr>
+          <w:rFonts w:hint="eastAsia"/>
+        </w:rPr>
+        <w:t>本质上是一个分布式数据库，允许多台服务器协同工作，每台服务器可以运行多个</w:t>
+      </w:r>
+      <w:r>
+        <w:rPr>
+          <w:rFonts w:hint="eastAsia"/>
+        </w:rPr>
+        <w:t xml:space="preserve"> Elasticsearch </w:t>
+      </w:r>
+      <w:r>
+        <w:rPr>
+          <w:rFonts w:hint="eastAsia"/>
+        </w:rPr>
+        <w:t>实例。单个</w:t>
+      </w:r>
+      <w:r>
+        <w:rPr>
+          <w:rFonts w:hint="eastAsia"/>
+        </w:rPr>
+        <w:t xml:space="preserve"> Elasticsearch </w:t>
+      </w:r>
+      <w:r>
+        <w:rPr>
+          <w:rFonts w:hint="eastAsia"/>
+        </w:rPr>
+        <w:t>实例称为一个节点（</w:t>
+      </w:r>
+      <w:r>
+        <w:rPr>
+          <w:rFonts w:hint="eastAsia"/>
+        </w:rPr>
+        <w:t>Node</w:t>
+      </w:r>
+      <w:r>
+        <w:rPr>
+          <w:rFonts w:hint="eastAsia"/>
+        </w:rPr>
+        <w:t>），一组节点构成一个集群（</w:t>
+      </w:r>
+      <w:r>
+        <w:rPr>
+          <w:rFonts w:hint="eastAsia"/>
+        </w:rPr>
+        <w:t>Cluster</w:t>
+      </w:r>
+      <w:r>
+        <w:rPr>
+          <w:rFonts w:hint="eastAsia"/>
+        </w:rPr>
+        <w:t>）。</w:t>
+      </w:r>
+    </w:p>
+    <w:p>
+      <w:pPr>
+        <w:pStyle w:val="3"/>
+        <w:rPr>
+          <w:rFonts w:hint="default"/>
+        </w:rPr>
+      </w:pPr>
+      <w:r>
+        <w:t>索引</w:t>
+      </w:r>
+      <w:r>
+        <w:t>（</w:t>
+      </w:r>
+      <w:r>
+        <w:t>index</w:t>
+      </w:r>
+      <w:r>
+        <w:t>）</w:t>
+      </w:r>
+      <w:r>
+        <w:t>&amp;</w:t>
+      </w:r>
+      <w:r>
+        <w:t>类型</w:t>
+      </w:r>
+      <w:r>
+        <w:t>（</w:t>
+      </w:r>
+      <w:r>
+        <w:t>Type</w:t>
+      </w:r>
+      <w:r>
+        <w:t>）</w:t>
+      </w:r>
+      <w:r>
+        <w:t>&amp;</w:t>
+      </w:r>
+      <w:r>
+        <w:t>文档</w:t>
+      </w:r>
+      <w:r>
+        <w:t>（</w:t>
+      </w:r>
+      <w:r>
+        <w:t>Document</w:t>
+      </w:r>
+      <w:r>
+        <w:t>）</w:t>
+      </w:r>
+      <w:r>
+        <w:t>&amp;</w:t>
+      </w:r>
+      <w:r>
+        <w:t>字段</w:t>
+      </w:r>
+      <w:r>
+        <w:t>（</w:t>
+      </w:r>
+      <w:r>
+        <w:rPr>
+          <w:b w:val="0"/>
+          <w:bCs/>
+        </w:rPr>
+        <w:t>Field</w:t>
+      </w:r>
+      <w:r>
+        <w:t>）</w:t>
+      </w:r>
+      <w:r>
+        <w:t>&amp;</w:t>
+      </w:r>
+      <w:r>
+        <w:t>映射</w:t>
+      </w:r>
+      <w:r>
+        <w:t>（</w:t>
+      </w:r>
+      <w:r>
+        <w:rPr>
+          <w:b w:val="0"/>
+          <w:bCs/>
+        </w:rPr>
+        <w:t>Mapping</w:t>
+      </w:r>
+      <w:r>
+        <w:t>）</w:t>
+      </w:r>
+    </w:p>
+    <w:p>
+      <w:pPr>
+        <w:rPr>
+          <w:b/>
+          <w:bCs/>
+        </w:rPr>
+      </w:pPr>
+      <w:r>
+        <w:tab/>
+      </w:r>
+      <w:r>
+        <w:rPr>
+          <w:rFonts w:hint="eastAsia"/>
+          <w:b/>
+          <w:bCs/>
+        </w:rPr>
+        <w:t>什么是</w:t>
+      </w:r>
+      <w:r>
+        <w:rPr>
+          <w:rFonts w:hint="eastAsia"/>
+          <w:b/>
+          <w:bCs/>
+        </w:rPr>
+        <w:t xml:space="preserve"> index</w:t>
+      </w:r>
+      <w:r>
+        <w:rPr>
+          <w:rFonts w:hint="eastAsia"/>
+          <w:b/>
+          <w:bCs/>
+        </w:rPr>
+        <w:t>（索引）？</w:t>
+      </w:r>
+    </w:p>
+    <w:p>
+      <w:pPr>
+        <w:ind w:firstLine="420"/>
+      </w:pPr>
+      <w:r>
+        <w:rPr>
+          <w:rFonts w:hint="eastAsia"/>
+        </w:rPr>
+        <w:t>一个索引就是一个拥有几分相似特征的文档的集合。</w:t>
+      </w:r>
+      <w:r>
+        <w:rPr>
+          <w:rFonts w:hint="eastAsia"/>
+        </w:rPr>
+        <w:t xml:space="preserve">ES </w:t>
+      </w:r>
+      <w:r>
+        <w:rPr>
+          <w:rFonts w:hint="eastAsia"/>
+        </w:rPr>
+        <w:t>将数据存储于一个或多个索引中，索引就相当于</w:t>
+      </w:r>
+      <w:r>
+        <w:rPr>
+          <w:rFonts w:hint="eastAsia"/>
+        </w:rPr>
+        <w:t xml:space="preserve"> SQL </w:t>
+      </w:r>
+      <w:r>
+        <w:rPr>
+          <w:rFonts w:hint="eastAsia"/>
+        </w:rPr>
+        <w:t>中的一个数据库。</w:t>
+      </w:r>
+    </w:p>
+    <w:p/>
+    <w:p>
+      <w:pPr>
+        <w:ind w:firstLine="420"/>
+        <w:rPr>
+          <w:b/>
+          <w:bCs/>
+        </w:rPr>
+      </w:pPr>
+      <w:r>
+        <w:rPr>
+          <w:rFonts w:hint="eastAsia"/>
+          <w:b/>
+          <w:bCs/>
+        </w:rPr>
+        <w:lastRenderedPageBreak/>
+        <w:t>什么是</w:t>
+      </w:r>
+      <w:r>
+        <w:rPr>
+          <w:rFonts w:hint="eastAsia"/>
+          <w:b/>
+          <w:bCs/>
+        </w:rPr>
+        <w:t xml:space="preserve"> Type</w:t>
+      </w:r>
+      <w:r>
+        <w:rPr>
+          <w:rFonts w:hint="eastAsia"/>
+          <w:b/>
+          <w:bCs/>
+        </w:rPr>
+        <w:t>（类型）？</w:t>
+      </w:r>
+    </w:p>
+    <w:p>
+      <w:pPr>
+        <w:ind w:firstLine="420"/>
+      </w:pPr>
+      <w:r>
+        <w:rPr>
+          <w:rFonts w:hint="eastAsia"/>
+        </w:rPr>
+        <w:t>类型是索引内部的逻辑分区（</w:t>
+      </w:r>
+      <w:r>
+        <w:rPr>
+          <w:rFonts w:hint="eastAsia"/>
+        </w:rPr>
+        <w:t>category/partition</w:t>
+      </w:r>
+      <w:r>
+        <w:rPr>
+          <w:rFonts w:hint="eastAsia"/>
+        </w:rPr>
+        <w:t>）</w:t>
+      </w:r>
+      <w:r>
+        <w:rPr>
+          <w:rFonts w:hint="eastAsia"/>
+        </w:rPr>
+        <w:t>,</w:t>
+      </w:r>
+      <w:r>
+        <w:rPr>
+          <w:rFonts w:hint="eastAsia"/>
+        </w:rPr>
+        <w:t>然而其意义完全取决于用户需求。因此，一个索引内部可定义一个或多个类型（</w:t>
+      </w:r>
+      <w:r>
+        <w:rPr>
+          <w:rFonts w:hint="eastAsia"/>
+        </w:rPr>
+        <w:t>type</w:t>
+      </w:r>
+      <w:r>
+        <w:rPr>
+          <w:rFonts w:hint="eastAsia"/>
+        </w:rPr>
+        <w:t>）。一般来说，类型就是为那些拥有相同的域的文档做的预定义。类比传统的关系型数据库领域来说，类型相当于表，</w:t>
+      </w:r>
+      <w:r>
+        <w:rPr>
+          <w:rFonts w:hint="eastAsia"/>
+        </w:rPr>
+        <w:t xml:space="preserve">7.x </w:t>
+      </w:r>
+      <w:r>
+        <w:rPr>
+          <w:rFonts w:hint="eastAsia"/>
+        </w:rPr>
+        <w:t>版本默认使用</w:t>
+      </w:r>
+      <w:r>
+        <w:rPr>
+          <w:rFonts w:hint="eastAsia"/>
+        </w:rPr>
+        <w:t xml:space="preserve"> _doc </w:t>
+      </w:r>
+      <w:r>
+        <w:rPr>
+          <w:rFonts w:hint="eastAsia"/>
+        </w:rPr>
+        <w:t>作为</w:t>
+      </w:r>
+      <w:r>
+        <w:rPr>
+          <w:rFonts w:hint="eastAsia"/>
+        </w:rPr>
+        <w:t xml:space="preserve"> type </w:t>
+      </w:r>
+      <w:r>
+        <w:rPr>
+          <w:rFonts w:hint="eastAsia"/>
+        </w:rPr>
+        <w:t>。</w:t>
+      </w:r>
+    </w:p>
+    <w:p/>
+    <w:p>
+      <w:pPr>
+        <w:ind w:firstLine="420"/>
+        <w:rPr>
+          <w:b/>
+          <w:bCs/>
+        </w:rPr>
+      </w:pPr>
+      <w:r>
+        <w:rPr>
+          <w:rFonts w:hint="eastAsia"/>
+          <w:b/>
+          <w:bCs/>
+        </w:rPr>
+        <w:t>什么是</w:t>
+      </w:r>
+      <w:r>
+        <w:rPr>
+          <w:rFonts w:hint="eastAsia"/>
+          <w:b/>
+          <w:bCs/>
+        </w:rPr>
+        <w:t xml:space="preserve"> Document</w:t>
+      </w:r>
+      <w:r>
+        <w:rPr>
+          <w:rFonts w:hint="eastAsia"/>
+          <w:b/>
+          <w:bCs/>
+        </w:rPr>
+        <w:t>（文档）？</w:t>
+      </w:r>
+    </w:p>
+    <w:p>
+      <w:pPr>
+        <w:ind w:firstLine="420"/>
+      </w:pPr>
+      <w:r>
+        <w:rPr>
+          <w:rFonts w:hint="eastAsia"/>
+        </w:rPr>
+        <w:t>文档是</w:t>
+      </w:r>
+      <w:r>
+        <w:rPr>
+          <w:rFonts w:hint="eastAsia"/>
+        </w:rPr>
+        <w:t>Lucene</w:t>
+      </w:r>
+      <w:r>
+        <w:rPr>
+          <w:rFonts w:hint="eastAsia"/>
+        </w:rPr>
+        <w:t>索引和搜索的原子单位，它是包含了一个或多个域的容器，基于</w:t>
+      </w:r>
+      <w:proofErr w:type="spellStart"/>
+      <w:r>
+        <w:rPr>
+          <w:rFonts w:hint="eastAsia"/>
+        </w:rPr>
+        <w:t>Json</w:t>
+      </w:r>
+      <w:proofErr w:type="spellEnd"/>
+      <w:r>
+        <w:rPr>
+          <w:rFonts w:hint="eastAsia"/>
+        </w:rPr>
+        <w:t>格式进行表示。文档有一个或多个域组成，每个域拥有一个名字及一个或多个值，有多个值的域通常被称为多值域，每个文档可以存储不同的域集，但同一类型下的文档至应该有某种程度上的相似之处。相当于</w:t>
+      </w:r>
+      <w:proofErr w:type="spellStart"/>
+      <w:r>
+        <w:rPr>
+          <w:rFonts w:hint="eastAsia"/>
+        </w:rPr>
+        <w:t>mysql</w:t>
+      </w:r>
+      <w:proofErr w:type="spellEnd"/>
+      <w:r>
+        <w:rPr>
+          <w:rFonts w:hint="eastAsia"/>
+        </w:rPr>
+        <w:t>表中的</w:t>
+      </w:r>
+      <w:r>
+        <w:rPr>
+          <w:rFonts w:hint="eastAsia"/>
+        </w:rPr>
+        <w:t>row</w:t>
+      </w:r>
+      <w:r>
+        <w:rPr>
+          <w:rFonts w:hint="eastAsia"/>
+        </w:rPr>
+        <w:t>。</w:t>
+      </w:r>
+    </w:p>
+    <w:p/>
+    <w:p>
+      <w:pPr>
+        <w:ind w:firstLine="420"/>
+        <w:rPr>
+          <w:b/>
+          <w:bCs/>
+        </w:rPr>
+      </w:pPr>
+      <w:r>
+        <w:rPr>
+          <w:rFonts w:hint="eastAsia"/>
+          <w:b/>
+          <w:bCs/>
+        </w:rPr>
+        <w:t>什么是</w:t>
+      </w:r>
+      <w:r>
+        <w:rPr>
+          <w:rFonts w:hint="eastAsia"/>
+          <w:b/>
+          <w:bCs/>
+        </w:rPr>
+        <w:t xml:space="preserve"> Field</w:t>
+      </w:r>
+      <w:r>
+        <w:rPr>
+          <w:rFonts w:hint="eastAsia"/>
+          <w:b/>
+          <w:bCs/>
+        </w:rPr>
+        <w:t>（</w:t>
+      </w:r>
+      <w:r>
+        <w:rPr>
+          <w:rFonts w:hint="eastAsia"/>
+          <w:b/>
+          <w:bCs/>
+        </w:rPr>
+        <w:t>字段</w:t>
+      </w:r>
+      <w:r>
+        <w:rPr>
+          <w:rFonts w:hint="eastAsia"/>
+          <w:b/>
+          <w:bCs/>
+        </w:rPr>
+        <w:t>）</w:t>
+      </w:r>
+      <w:r>
+        <w:rPr>
+          <w:rFonts w:hint="eastAsia"/>
+          <w:b/>
+          <w:bCs/>
+        </w:rPr>
+        <w:t>？</w:t>
+      </w:r>
+    </w:p>
+    <w:p>
+      <w:pPr>
+        <w:ind w:firstLine="420"/>
+        <w:rPr>
+          <w:rFonts w:hint="eastAsia"/>
+        </w:rPr>
+      </w:pPr>
+      <w:r>
+        <w:rPr>
+          <w:rFonts w:hint="eastAsia"/>
+        </w:rPr>
+        <w:t xml:space="preserve">Field </w:t>
+      </w:r>
+      <w:r>
+        <w:rPr>
+          <w:rFonts w:hint="eastAsia"/>
+        </w:rPr>
+        <w:t>是相当于数据库中的</w:t>
+      </w:r>
+      <w:r>
+        <w:rPr>
+          <w:rFonts w:hint="eastAsia"/>
+        </w:rPr>
+        <w:t>Column</w:t>
+      </w:r>
+      <w:r>
+        <w:rPr>
+          <w:rFonts w:hint="eastAsia"/>
+        </w:rPr>
+        <w:t>。</w:t>
+      </w:r>
+    </w:p>
+    <w:p>
+      <w:pPr>
+        <w:ind w:firstLine="420"/>
+      </w:pPr>
+      <w:r>
+        <w:rPr>
+          <w:rFonts w:hint="eastAsia"/>
+        </w:rPr>
+        <w:t>上述索引</w:t>
+      </w:r>
+      <w:r>
+        <w:rPr>
+          <w:rFonts w:hint="eastAsia"/>
+        </w:rPr>
+        <w:t>&amp;</w:t>
+      </w:r>
+      <w:r>
+        <w:rPr>
+          <w:rFonts w:hint="eastAsia"/>
+        </w:rPr>
+        <w:t>类型</w:t>
+      </w:r>
+      <w:r>
+        <w:rPr>
+          <w:rFonts w:hint="eastAsia"/>
+        </w:rPr>
+        <w:t>&amp;</w:t>
+      </w:r>
+      <w:r>
+        <w:rPr>
+          <w:rFonts w:hint="eastAsia"/>
+        </w:rPr>
+        <w:t>文档</w:t>
+      </w:r>
+      <w:r>
+        <w:rPr>
+          <w:rFonts w:hint="eastAsia"/>
+        </w:rPr>
+        <w:t>&amp;</w:t>
+      </w:r>
+      <w:r>
+        <w:rPr>
+          <w:rFonts w:hint="eastAsia"/>
+        </w:rPr>
+        <w:t>字段结构图如下：</w:t>
+      </w:r>
+    </w:p>
+    <w:p>
+      <w:pPr>
+        <w:jc w:val="center"/>
+      </w:pPr>
+      <w:r>
+        <w:rPr>
+          <w:noProof/>
+        </w:rPr>
+        <w:drawing>
+          <wp:inline distT="0" distB="0" distL="0" distR="0" wp14:anchorId="0E131991" wp14:editId="2DE7D2CB">
+            <wp:extent cx="4525373" cy="2882705"/>
+            <wp:effectExtent l="0" t="0" r="0" b="635"/>
+            <wp:docPr id="684893337" name="图片 1"/>
+            <wp:cNvGraphicFramePr>
+              <a:graphicFrameLocks xmlns:a="http://schemas.openxmlformats.org/drawingml/2006/main" noChangeAspect="1"/>
+            </wp:cNvGraphicFramePr>
+            <a:graphic xmlns:a="http://schemas.openxmlformats.org/drawingml/2006/main">
+              <a:graphicData uri="http://schemas.openxmlformats.org/drawingml/2006/picture">
+                <pic:pic xmlns:pic="http://schemas.openxmlformats.org/drawingml/2006/picture">
+                  <pic:nvPicPr>
+                    <pic:cNvPr id="684893337" name=""/>
+                    <pic:cNvPicPr/>
+                  </pic:nvPicPr>
+                  <pic:blipFill>
+                    <a:blip r:embed="rId11"/>
+                    <a:stretch>
+                      <a:fillRect/>
+                    </a:stretch>
+                  </pic:blipFill>
+                  <pic:spPr>
+                    <a:xfrm>
+                      <a:off x="0" y="0"/>
+                      <a:ext cx="4541162" cy="2892763"/>
+                    </a:xfrm>
+                    <a:prstGeom prst="rect">
+                      <a:avLst/>
+                    </a:prstGeom>
+                  </pic:spPr>
+                </pic:pic>
+              </a:graphicData>
+            </a:graphic>
+          </wp:inline>
+        </w:drawing>
+      </w:r>
+    </w:p>
+    <w:p>
+      <w:pPr>
+        <w:ind w:firstLine="420"/>
+        <w:rPr>
+          <w:b/>
+          <w:bCs/>
+        </w:rPr>
+      </w:pPr>
+      <w:r>
+        <w:rPr>
+          <w:rFonts w:hint="eastAsia"/>
+          <w:b/>
+          <w:bCs/>
+        </w:rPr>
+        <w:t>什么是</w:t>
+      </w:r>
+      <w:r>
+        <w:rPr>
+          <w:rFonts w:hint="eastAsia"/>
+          <w:b/>
+          <w:bCs/>
+        </w:rPr>
+        <w:t xml:space="preserve"> Mapping</w:t>
+      </w:r>
+      <w:r>
+        <w:rPr>
+          <w:rFonts w:hint="eastAsia"/>
+          <w:b/>
+          <w:bCs/>
+        </w:rPr>
+        <w:t>（映射）？</w:t>
+      </w:r>
+    </w:p>
+    <w:p>
+      <w:pPr>
+        <w:ind w:firstLine="420"/>
+      </w:pPr>
+      <w:r>
+        <w:rPr>
+          <w:rFonts w:hint="eastAsia"/>
+        </w:rPr>
+        <w:t>Mapping</w:t>
+      </w:r>
+      <w:r>
+        <w:rPr>
+          <w:rFonts w:hint="eastAsia"/>
+        </w:rPr>
+        <w:t>是定义文档及其包含的字段如何存储和索引的过程。</w:t>
+      </w:r>
+      <w:r>
+        <w:rPr>
+          <w:rFonts w:hint="eastAsia"/>
+        </w:rPr>
+        <w:t>Mapping</w:t>
+      </w:r>
+      <w:r>
+        <w:rPr>
+          <w:rFonts w:hint="eastAsia"/>
+        </w:rPr>
+        <w:t>是</w:t>
+      </w:r>
+      <w:r>
+        <w:rPr>
+          <w:rFonts w:hint="eastAsia"/>
+        </w:rPr>
+        <w:t xml:space="preserve">ES </w:t>
+      </w:r>
+      <w:r>
+        <w:rPr>
+          <w:rFonts w:hint="eastAsia"/>
+        </w:rPr>
+        <w:t>中的一个很重要的内容，它类似于传统关系型数据中</w:t>
+      </w:r>
+      <w:r>
+        <w:rPr>
+          <w:rFonts w:hint="eastAsia"/>
+        </w:rPr>
+        <w:t xml:space="preserve"> table </w:t>
+      </w:r>
+      <w:r>
+        <w:rPr>
+          <w:rFonts w:hint="eastAsia"/>
+        </w:rPr>
+        <w:t>的</w:t>
+      </w:r>
+      <w:r>
+        <w:rPr>
+          <w:rFonts w:hint="eastAsia"/>
+        </w:rPr>
+        <w:t xml:space="preserve"> schema</w:t>
+      </w:r>
+      <w:r>
+        <w:rPr>
+          <w:rFonts w:hint="eastAsia"/>
+        </w:rPr>
+        <w:t>，用于定义一个索引（</w:t>
+      </w:r>
+      <w:r>
+        <w:rPr>
+          <w:rFonts w:hint="eastAsia"/>
+        </w:rPr>
+        <w:t>index</w:t>
+      </w:r>
+      <w:r>
+        <w:rPr>
+          <w:rFonts w:hint="eastAsia"/>
+        </w:rPr>
+        <w:t>）的某个类型（</w:t>
+      </w:r>
+      <w:r>
+        <w:rPr>
+          <w:rFonts w:hint="eastAsia"/>
+        </w:rPr>
+        <w:t>type</w:t>
+      </w:r>
+      <w:r>
+        <w:rPr>
+          <w:rFonts w:hint="eastAsia"/>
+        </w:rPr>
+        <w:t>）的数据结构。</w:t>
+      </w:r>
+    </w:p>
+    <w:p>
+      <w:pPr>
+        <w:ind w:firstLine="420"/>
+      </w:pPr>
+    </w:p>
+    <w:p>
+      <w:pPr>
+        <w:pStyle w:val="3"/>
+        <w:rPr>
+          <w:rFonts w:hint="default"/>
+        </w:rPr>
+      </w:pPr>
+      <w:r>
+        <w:lastRenderedPageBreak/>
+        <w:t>分片</w:t>
+      </w:r>
+      <w:r>
+        <w:t>（</w:t>
+      </w:r>
+      <w:r>
+        <w:t>Shard</w:t>
+      </w:r>
+      <w:r>
+        <w:t>）</w:t>
+      </w:r>
+      <w:r>
+        <w:t>&amp;</w:t>
+      </w:r>
+      <w:r>
+        <w:t>副本</w:t>
+      </w:r>
+      <w:r>
+        <w:t>（</w:t>
+      </w:r>
+      <w:r>
+        <w:t>Replica</w:t>
+      </w:r>
+      <w:r>
+        <w:t>）</w:t>
+      </w:r>
+    </w:p>
+    <w:p>
+      <w:pPr>
+        <w:rPr>
+          <w:b/>
+          <w:bCs/>
+        </w:rPr>
+      </w:pPr>
+      <w:r>
+        <w:tab/>
+      </w:r>
+      <w:r>
+        <w:rPr>
+          <w:rFonts w:hint="eastAsia"/>
+          <w:b/>
+          <w:bCs/>
+        </w:rPr>
+        <w:t>什么是</w:t>
+      </w:r>
+      <w:r>
+        <w:rPr>
+          <w:rFonts w:hint="eastAsia"/>
+          <w:b/>
+          <w:bCs/>
+        </w:rPr>
+        <w:t xml:space="preserve"> Shard</w:t>
+      </w:r>
+      <w:r>
+        <w:rPr>
+          <w:rFonts w:hint="eastAsia"/>
+          <w:b/>
+          <w:bCs/>
+        </w:rPr>
+        <w:t>（分片）？</w:t>
+      </w:r>
+    </w:p>
+    <w:p>
+      <w:pPr>
+        <w:ind w:firstLine="420"/>
+      </w:pPr>
+      <w:r>
+        <w:rPr>
+          <w:rFonts w:hint="eastAsia"/>
+        </w:rPr>
+        <w:t>一个索引可以存储超出单个结点硬件限制的大量数据。比如，一个具有</w:t>
+      </w:r>
+      <w:r>
+        <w:rPr>
+          <w:rFonts w:hint="eastAsia"/>
+        </w:rPr>
+        <w:t xml:space="preserve"> 10</w:t>
+      </w:r>
+      <w:r>
+        <w:rPr>
+          <w:rFonts w:hint="eastAsia"/>
+        </w:rPr>
+        <w:t>亿文档的索引占据</w:t>
+      </w:r>
+      <w:r>
+        <w:rPr>
+          <w:rFonts w:hint="eastAsia"/>
+        </w:rPr>
+        <w:t xml:space="preserve"> 1TB </w:t>
+      </w:r>
+      <w:r>
+        <w:rPr>
+          <w:rFonts w:hint="eastAsia"/>
+        </w:rPr>
+        <w:t>的磁盘空间，而任一节点都没有这样大的磁盘空间；或者单个节点处理搜索请求，响应太慢。</w:t>
+      </w:r>
+    </w:p>
+    <w:p>
+      <w:pPr>
+        <w:ind w:firstLine="420"/>
+      </w:pPr>
+      <w:r>
+        <w:rPr>
+          <w:rFonts w:hint="eastAsia"/>
+        </w:rPr>
+        <w:t>为了解决这个问题，</w:t>
+      </w:r>
+      <w:r>
+        <w:rPr>
+          <w:rFonts w:hint="eastAsia"/>
+        </w:rPr>
+        <w:t xml:space="preserve">Elasticsearch </w:t>
+      </w:r>
+      <w:r>
+        <w:rPr>
+          <w:rFonts w:hint="eastAsia"/>
+        </w:rPr>
+        <w:t>提供了将索引划分成多份的能力，这些份就叫做分片。</w:t>
+      </w:r>
+      <w:r>
+        <w:rPr>
+          <w:rFonts w:hint="eastAsia"/>
+          <w:color w:val="FF0000"/>
+        </w:rPr>
+        <w:t>当你创建一个索引的时候，你可以指定你想要的分片的数量。每个分片本身也是一个功能完善并且独立的索引，这个索引可以被放置到集群中的任何节点上</w:t>
+      </w:r>
+      <w:r>
+        <w:rPr>
+          <w:rFonts w:hint="eastAsia"/>
+        </w:rPr>
+        <w:t>。</w:t>
+      </w:r>
+    </w:p>
+    <w:p>
+      <w:pPr>
+        <w:ind w:firstLine="420"/>
+      </w:pPr>
+      <w:r>
+        <w:rPr>
+          <w:rFonts w:hint="eastAsia"/>
+        </w:rPr>
+        <w:t>分片之所以重要，主要有两方面的原因：</w:t>
+      </w:r>
+    </w:p>
+    <w:p>
+      <w:pPr>
+        <w:ind w:firstLine="420"/>
+      </w:pPr>
+      <w:r>
+        <w:rPr>
+          <w:rFonts w:hint="eastAsia"/>
+        </w:rPr>
+        <w:t>1</w:t>
+      </w:r>
+      <w:r>
+        <w:rPr>
+          <w:rFonts w:hint="eastAsia"/>
+        </w:rPr>
+        <w:t>、允许你水平分割</w:t>
+      </w:r>
+      <w:r>
+        <w:rPr>
+          <w:rFonts w:hint="eastAsia"/>
+        </w:rPr>
+        <w:t>/</w:t>
+      </w:r>
+      <w:r>
+        <w:rPr>
+          <w:rFonts w:hint="eastAsia"/>
+        </w:rPr>
+        <w:t>扩展你的内容容量</w:t>
+      </w:r>
+    </w:p>
+    <w:p>
+      <w:pPr>
+        <w:ind w:firstLine="420"/>
+      </w:pPr>
+      <w:r>
+        <w:rPr>
+          <w:rFonts w:hint="eastAsia"/>
+        </w:rPr>
+        <w:t>2</w:t>
+      </w:r>
+      <w:r>
+        <w:rPr>
+          <w:rFonts w:hint="eastAsia"/>
+        </w:rPr>
+        <w:t>、允许你在分片（潜在地，位于多个节点上）之上进行分布式的、并行的操作，进而提高性能</w:t>
+      </w:r>
+      <w:r>
+        <w:rPr>
+          <w:rFonts w:hint="eastAsia"/>
+        </w:rPr>
+        <w:t>/</w:t>
+      </w:r>
+      <w:r>
+        <w:rPr>
+          <w:rFonts w:hint="eastAsia"/>
+        </w:rPr>
+        <w:t>吞吐量</w:t>
+      </w:r>
+    </w:p>
+    <w:p>
+      <w:pPr>
+        <w:ind w:firstLine="420"/>
+      </w:pPr>
+      <w:r>
+        <w:rPr>
+          <w:rFonts w:hint="eastAsia"/>
+        </w:rPr>
+        <w:t>一个分片怎样分布，它的文档怎样聚合回搜索请求，是完全由</w:t>
+      </w:r>
+      <w:r>
+        <w:rPr>
+          <w:rFonts w:hint="eastAsia"/>
+        </w:rPr>
+        <w:t xml:space="preserve"> Elasticsearch </w:t>
+      </w:r>
+      <w:r>
+        <w:rPr>
+          <w:rFonts w:hint="eastAsia"/>
+        </w:rPr>
+        <w:t>管理的，对于作为用户的你来说，这些都是透明的。</w:t>
+      </w:r>
+    </w:p>
+    <w:p/>
+    <w:p>
+      <w:pPr>
+        <w:ind w:firstLine="420"/>
+        <w:rPr>
+          <w:b/>
+          <w:bCs/>
+        </w:rPr>
+      </w:pPr>
+      <w:r>
+        <w:rPr>
+          <w:rFonts w:hint="eastAsia"/>
+          <w:b/>
+          <w:bCs/>
+        </w:rPr>
+        <w:t>什么是</w:t>
+      </w:r>
+      <w:r>
+        <w:rPr>
+          <w:rFonts w:hint="eastAsia"/>
+          <w:b/>
+          <w:bCs/>
+        </w:rPr>
+        <w:t xml:space="preserve"> Replica</w:t>
+      </w:r>
+      <w:r>
+        <w:rPr>
+          <w:rFonts w:hint="eastAsia"/>
+          <w:b/>
+          <w:bCs/>
+        </w:rPr>
+        <w:t>（副本）？</w:t>
+      </w:r>
+    </w:p>
+    <w:p>
+      <w:pPr>
+        <w:ind w:firstLine="420"/>
+      </w:pPr>
+      <w:r>
+        <w:rPr>
+          <w:rFonts w:hint="eastAsia"/>
+        </w:rPr>
+        <w:t>副本是一个分片的精确复制，每个分片可以有零个或多个副本。副本的作用：</w:t>
+      </w:r>
+    </w:p>
+    <w:p>
+      <w:pPr>
+        <w:ind w:firstLine="420"/>
+      </w:pPr>
+      <w:r>
+        <w:rPr>
+          <w:rFonts w:hint="eastAsia"/>
+        </w:rPr>
+        <w:t>1</w:t>
+      </w:r>
+      <w:r>
+        <w:rPr>
+          <w:rFonts w:hint="eastAsia"/>
+        </w:rPr>
+        <w:t>、</w:t>
+      </w:r>
+      <w:r>
+        <w:rPr>
+          <w:rFonts w:hint="eastAsia"/>
+        </w:rPr>
+        <w:t>提高系统的容错性，当某个节点某个分片损坏或丢失时，可以从副本中恢复。</w:t>
+      </w:r>
+    </w:p>
+    <w:p>
+      <w:pPr>
+        <w:ind w:firstLine="420"/>
+      </w:pPr>
+      <w:r>
+        <w:t>2</w:t>
+      </w:r>
+      <w:r>
+        <w:rPr>
+          <w:rFonts w:hint="eastAsia"/>
+        </w:rPr>
+        <w:t>、</w:t>
+      </w:r>
+      <w:r>
+        <w:rPr>
+          <w:rFonts w:hint="eastAsia"/>
+        </w:rPr>
+        <w:t>提高</w:t>
+      </w:r>
+      <w:r>
+        <w:rPr>
+          <w:rFonts w:hint="eastAsia"/>
+        </w:rPr>
+        <w:t xml:space="preserve"> ES </w:t>
+      </w:r>
+      <w:r>
+        <w:rPr>
+          <w:rFonts w:hint="eastAsia"/>
+        </w:rPr>
+        <w:t>查询效率，</w:t>
+      </w:r>
+      <w:r>
+        <w:rPr>
+          <w:rFonts w:hint="eastAsia"/>
+        </w:rPr>
+        <w:t xml:space="preserve">ES </w:t>
+      </w:r>
+      <w:r>
+        <w:rPr>
+          <w:rFonts w:hint="eastAsia"/>
+        </w:rPr>
+        <w:t>会自动对搜索请求进行负载均衡。</w:t>
+      </w:r>
+    </w:p>
+    <w:p>
+      <w:r>
+        <w:tab/>
+      </w:r>
+      <w:r>
+        <w:rPr>
+          <w:rFonts w:hint="eastAsia"/>
+        </w:rPr>
+        <w:t>副本：</w:t>
+      </w:r>
+      <w:r>
+        <w:rPr>
+          <w:rFonts w:hint="eastAsia"/>
+          <w:color w:val="FF0000"/>
+        </w:rPr>
+        <w:t>ES</w:t>
+      </w:r>
+      <w:r>
+        <w:rPr>
+          <w:rFonts w:hint="eastAsia"/>
+          <w:color w:val="FF0000"/>
+        </w:rPr>
+        <w:t>默认为一个索引创建</w:t>
+      </w:r>
+      <w:r>
+        <w:rPr>
+          <w:rFonts w:hint="eastAsia"/>
+          <w:color w:val="FF0000"/>
+        </w:rPr>
+        <w:t>5</w:t>
+      </w:r>
+      <w:r>
+        <w:rPr>
+          <w:rFonts w:hint="eastAsia"/>
+          <w:color w:val="FF0000"/>
+        </w:rPr>
+        <w:t>个主分片</w:t>
+      </w:r>
+      <w:r>
+        <w:rPr>
+          <w:rFonts w:hint="eastAsia"/>
+        </w:rPr>
+        <w:t>，并分别为其创建一个副本分片。也就是说每个索引都由</w:t>
+      </w:r>
+      <w:r>
+        <w:rPr>
+          <w:rFonts w:hint="eastAsia"/>
+        </w:rPr>
+        <w:t>5</w:t>
+      </w:r>
+      <w:r>
+        <w:rPr>
+          <w:rFonts w:hint="eastAsia"/>
+        </w:rPr>
+        <w:t>个主分片成本，而每个主分片都相应的有一个</w:t>
+      </w:r>
+      <w:r>
+        <w:rPr>
+          <w:rFonts w:hint="eastAsia"/>
+        </w:rPr>
+        <w:t>copy</w:t>
+      </w:r>
+      <w:r>
+        <w:rPr>
+          <w:rFonts w:hint="eastAsia"/>
+        </w:rPr>
+        <w:t>。</w:t>
+      </w:r>
+    </w:p>
+    <w:p>
+      <w:pPr>
+        <w:ind w:firstLine="420"/>
+      </w:pPr>
+      <w:r>
+        <w:rPr>
+          <w:rFonts w:hint="eastAsia"/>
+        </w:rPr>
+        <w:t>分片及副本的分配是高可用及快速搜索响应的设计核心。主分片与副本都能处理查询请求，</w:t>
+      </w:r>
+      <w:r>
+        <w:rPr>
+          <w:rFonts w:hint="eastAsia"/>
+          <w:color w:val="FF0000"/>
+        </w:rPr>
+        <w:t>它们的唯一区别在于只有主分片才能处理索引请求</w:t>
+      </w:r>
+      <w:r>
+        <w:rPr>
+          <w:rFonts w:hint="eastAsia"/>
+        </w:rPr>
+        <w:t>。</w:t>
+      </w:r>
+    </w:p>
+    <w:p>
+      <w:pPr>
+        <w:pStyle w:val="1"/>
+        <w:rPr>
+          <w:rFonts w:hint="default"/>
+        </w:rPr>
+      </w:pPr>
+      <w:r>
+        <w:t>原理</w:t>
+      </w:r>
+    </w:p>
+    <w:p>
+      <w:pPr>
+        <w:pStyle w:val="2"/>
+        <w:rPr>
+          <w:rFonts w:hint="default"/>
+        </w:rPr>
+      </w:pPr>
+      <w:r>
+        <w:t>索引</w:t>
+      </w:r>
+    </w:p>
+    <w:p>
+      <w:r>
+        <w:tab/>
+      </w:r>
+      <w:r>
+        <w:rPr>
+          <w:rFonts w:hint="eastAsia"/>
+        </w:rPr>
+        <w:t>参考：</w:t>
+      </w:r>
+    </w:p>
+    <w:p>
+      <w:r>
+        <w:tab/>
+      </w:r>
+      <w:hyperlink r:id="rId12" w:history="1">
+        <w:r>
+          <w:rPr>
+            <w:rStyle w:val="a7"/>
+          </w:rPr>
+          <w:t>https://zhuanlan.zhihu.com/p/285251157</w:t>
+        </w:r>
+      </w:hyperlink>
+    </w:p>
+    <w:p>
+      <w:r>
+        <w:lastRenderedPageBreak/>
+        <w:tab/>
+      </w:r>
+      <w:hyperlink r:id="rId13" w:history="1">
+        <w:r>
+          <w:rPr>
+            <w:rStyle w:val="a7"/>
+          </w:rPr>
+          <w:t>https</w:t>
+        </w:r>
+        <w:r>
+          <w:rPr>
+            <w:rStyle w:val="a7"/>
+          </w:rPr>
+          <w:t>:</w:t>
+        </w:r>
+        <w:r>
+          <w:rPr>
+            <w:rStyle w:val="a7"/>
+          </w:rPr>
+          <w:t>//pdai.tech/md/db/nosql-es/elasticsearch-y-th-3.html</w:t>
+        </w:r>
+      </w:hyperlink>
+    </w:p>
+    <w:p>
+      <w:pPr>
+        <w:pStyle w:val="3"/>
+      </w:pPr>
+      <w:r>
+        <w:t>倒排索引</w:t>
+      </w:r>
+    </w:p>
+    <w:p>
+      <w:pPr>
+        <w:pStyle w:val="3"/>
+      </w:pPr>
+      <w:r>
+        <w:t>优化</w:t>
+      </w:r>
+    </w:p>
+    <w:p>
+      <w:pPr>
+        <w:pStyle w:val="2"/>
+        <w:rPr>
+          <w:rFonts w:hint="default"/>
+        </w:rPr>
+      </w:pPr>
+      <w:r>
+        <w:t>写操作</w:t>
+      </w:r>
+    </w:p>
+    <w:p>
+      <w:r>
+        <w:tab/>
+        <w:t>1</w:t>
+      </w:r>
+      <w:r>
+        <w:rPr>
+          <w:rFonts w:hint="eastAsia"/>
+        </w:rPr>
+        <w:t>、客户端选择一个</w:t>
+      </w:r>
+      <w:r>
+        <w:rPr>
+          <w:rFonts w:hint="eastAsia"/>
+        </w:rPr>
+        <w:t>node</w:t>
+      </w:r>
+      <w:r>
+        <w:rPr>
+          <w:rFonts w:hint="eastAsia"/>
+        </w:rPr>
+        <w:t>发送请求过去，这个</w:t>
+      </w:r>
+      <w:r>
+        <w:rPr>
+          <w:rFonts w:hint="eastAsia"/>
+        </w:rPr>
+        <w:t>node</w:t>
+      </w:r>
+      <w:r>
+        <w:rPr>
+          <w:rFonts w:hint="eastAsia"/>
+        </w:rPr>
+        <w:t>就是</w:t>
+      </w:r>
+      <w:r>
+        <w:rPr>
+          <w:rFonts w:hint="eastAsia"/>
+        </w:rPr>
+        <w:t>coordinating node</w:t>
+      </w:r>
+      <w:r>
+        <w:rPr>
+          <w:rFonts w:hint="eastAsia"/>
+        </w:rPr>
+        <w:t>（协调节点）</w:t>
+      </w:r>
+    </w:p>
+    <w:p>
+      <w:pPr>
+        <w:ind w:firstLine="420"/>
+      </w:pPr>
+      <w:r>
+        <w:t>2</w:t>
+      </w:r>
+      <w:r>
+        <w:rPr>
+          <w:rFonts w:hint="eastAsia"/>
+        </w:rPr>
+        <w:t>、</w:t>
+      </w:r>
+      <w:r>
+        <w:rPr>
+          <w:rFonts w:hint="eastAsia"/>
+        </w:rPr>
+        <w:t>coordinating node</w:t>
+      </w:r>
+      <w:r>
+        <w:rPr>
+          <w:rFonts w:hint="eastAsia"/>
+        </w:rPr>
+        <w:t>，对</w:t>
+      </w:r>
+      <w:r>
+        <w:rPr>
+          <w:rFonts w:hint="eastAsia"/>
+        </w:rPr>
+        <w:t>document</w:t>
+      </w:r>
+      <w:r>
+        <w:rPr>
+          <w:rFonts w:hint="eastAsia"/>
+        </w:rPr>
+        <w:t>进行路由，将请求转发给对应的</w:t>
+      </w:r>
+      <w:r>
+        <w:rPr>
+          <w:rFonts w:hint="eastAsia"/>
+        </w:rPr>
+        <w:t>node</w:t>
+      </w:r>
+    </w:p>
+    <w:p>
+      <w:pPr>
+        <w:ind w:firstLine="420"/>
+      </w:pPr>
+      <w:r>
+        <w:rPr>
+          <w:rFonts w:hint="eastAsia"/>
+        </w:rPr>
+        <w:t>3</w:t>
+      </w:r>
+      <w:r>
+        <w:rPr>
+          <w:rFonts w:hint="eastAsia"/>
+        </w:rPr>
+        <w:t>、实际上的</w:t>
+      </w:r>
+      <w:r>
+        <w:rPr>
+          <w:rFonts w:hint="eastAsia"/>
+        </w:rPr>
+        <w:t>node</w:t>
+      </w:r>
+      <w:r>
+        <w:rPr>
+          <w:rFonts w:hint="eastAsia"/>
+        </w:rPr>
+        <w:t>上的</w:t>
+      </w:r>
+      <w:r>
+        <w:rPr>
+          <w:rFonts w:hint="eastAsia"/>
+        </w:rPr>
+        <w:t>primary shard</w:t>
+      </w:r>
+      <w:r>
+        <w:rPr>
+          <w:rFonts w:hint="eastAsia"/>
+        </w:rPr>
+        <w:t>处理请求，然后将数据同步到</w:t>
+      </w:r>
+      <w:r>
+        <w:rPr>
+          <w:rFonts w:hint="eastAsia"/>
+        </w:rPr>
+        <w:t>replica node</w:t>
+      </w:r>
+    </w:p>
+    <w:p>
+      <w:pPr>
+        <w:ind w:firstLine="420"/>
+      </w:pPr>
+      <w:r>
+        <w:rPr>
+          <w:rFonts w:hint="eastAsia"/>
+        </w:rPr>
+        <w:t>4</w:t>
+      </w:r>
+      <w:r>
+        <w:rPr>
+          <w:rFonts w:hint="eastAsia"/>
+        </w:rPr>
+        <w:t>、</w:t>
+      </w:r>
+      <w:r>
+        <w:rPr>
+          <w:rFonts w:hint="eastAsia"/>
+        </w:rPr>
+        <w:t>coordinating node</w:t>
+      </w:r>
+      <w:r>
+        <w:rPr>
+          <w:rFonts w:hint="eastAsia"/>
+        </w:rPr>
+        <w:t>，如果发现</w:t>
+      </w:r>
+      <w:r>
+        <w:rPr>
+          <w:rFonts w:hint="eastAsia"/>
+        </w:rPr>
+        <w:t>primary node</w:t>
+      </w:r>
+      <w:r>
+        <w:rPr>
+          <w:rFonts w:hint="eastAsia"/>
+        </w:rPr>
+        <w:t>和所有的</w:t>
+      </w:r>
+      <w:r>
+        <w:rPr>
+          <w:rFonts w:hint="eastAsia"/>
+        </w:rPr>
+        <w:t>replica node</w:t>
+      </w:r>
+      <w:r>
+        <w:rPr>
+          <w:rFonts w:hint="eastAsia"/>
+        </w:rPr>
+        <w:t>都搞定之后，就会返回请求到客户端</w:t>
+      </w:r>
+    </w:p>
+    <w:p>
+      <w:pPr>
+        <w:ind w:firstLine="420"/>
+      </w:pPr>
+      <w:r>
+        <w:rPr>
+          <w:rFonts w:hint="eastAsia"/>
+        </w:rPr>
+        <w:t>其中步骤</w:t>
+      </w:r>
+      <w:r>
+        <w:rPr>
+          <w:rFonts w:hint="eastAsia"/>
+        </w:rPr>
+        <w:t>3</w:t>
+      </w:r>
+      <w:r>
+        <w:rPr>
+          <w:rFonts w:hint="eastAsia"/>
+        </w:rPr>
+        <w:t>中</w:t>
+      </w:r>
+      <w:r>
+        <w:rPr>
+          <w:rFonts w:hint="eastAsia"/>
+        </w:rPr>
+        <w:t>primary</w:t>
+      </w:r>
+      <w:r>
+        <w:rPr>
+          <w:rFonts w:hint="eastAsia"/>
+        </w:rPr>
+        <w:t>直接落盘</w:t>
+      </w:r>
+      <w:r>
+        <w:rPr>
+          <w:rFonts w:hint="eastAsia"/>
+        </w:rPr>
+        <w:t>IO</w:t>
+      </w:r>
+      <w:r>
+        <w:rPr>
+          <w:rFonts w:hint="eastAsia"/>
+        </w:rPr>
+        <w:t>效率低，所以参考操作系统的异步落盘机制：</w:t>
+      </w:r>
+    </w:p>
+    <w:p>
+      <w:pPr>
+        <w:jc w:val="center"/>
+      </w:pPr>
+      <w:r>
+        <w:lastRenderedPageBreak/>
+        <w:fldChar w:fldCharType="begin"/>
+      </w:r>
+      <w:r>
+        <w:instrText xml:space="preserve"> INCLUDEPICTURE "https://static001.geekbang.org/infoq/9f/9f675237b7d982cd7d381e0ba9110b7b.png" \* MERGEFORMATINET </w:instrText>
+      </w:r>
+      <w:r>
+        <w:fldChar w:fldCharType="separate"/>
+      </w:r>
+      <w:r>
+        <w:rPr>
+          <w:noProof/>
+        </w:rPr>
+        <w:drawing>
+          <wp:inline distT="0" distB="0" distL="0" distR="0">
+            <wp:extent cx="4927254" cy="6181906"/>
+            <wp:effectExtent l="0" t="0" r="635" b="3175"/>
+            <wp:docPr id="1943155509" name="图片 1"/>
+            <wp:cNvGraphicFramePr>
+              <a:graphicFrameLocks xmlns:a="http://schemas.openxmlformats.org/drawingml/2006/main" noChangeAspect="1"/>
+            </wp:cNvGraphicFramePr>
+            <a:graphic xmlns:a="http://schemas.openxmlformats.org/drawingml/2006/main">
+              <a:graphicData uri="http://schemas.openxmlformats.org/drawingml/2006/picture">
+                <pic:pic xmlns:pic="http://schemas.openxmlformats.org/drawingml/2006/picture">
+                  <pic:nvPicPr>
+                    <pic:cNvPr id="0" name="Picture 1"/>
+                    <pic:cNvPicPr>
+                      <a:picLocks noChangeAspect="1" noChangeArrowheads="1"/>
+                    </pic:cNvPicPr>
+                  </pic:nvPicPr>
+                  <pic:blipFill>
+                    <a:blip r:embed="rId14">
+                      <a:extLst>
+                        <a:ext uri="{28A0092B-C50C-407E-A947-70E740481C1C}">
+                          <a14:useLocalDpi xmlns:a14="http://schemas.microsoft.com/office/drawing/2010/main" val="0"/>
+                        </a:ext>
+                      </a:extLst>
+                    </a:blip>
+                    <a:srcRect/>
+                    <a:stretch>
+                      <a:fillRect/>
+                    </a:stretch>
+                  </pic:blipFill>
+                  <pic:spPr bwMode="auto">
+                    <a:xfrm>
+                      <a:off x="0" y="0"/>
+                      <a:ext cx="4943616" cy="6202434"/>
+                    </a:xfrm>
+                    <a:prstGeom prst="rect">
+                      <a:avLst/>
+                    </a:prstGeom>
+                    <a:noFill/>
+                    <a:ln>
+                      <a:noFill/>
+                    </a:ln>
+                  </pic:spPr>
+                </pic:pic>
+              </a:graphicData>
+            </a:graphic>
+          </wp:inline>
+        </w:drawing>
+      </w:r>
+      <w:r>
+        <w:fldChar w:fldCharType="end"/>
+      </w:r>
+    </w:p>
+    <w:p>
+      <w:pPr>
+        <w:ind w:firstLine="420"/>
+      </w:pPr>
+      <w:r>
+        <w:t>1</w:t>
+      </w:r>
+      <w:r>
+        <w:rPr>
+          <w:rFonts w:hint="eastAsia"/>
+        </w:rPr>
+        <w:t>、</w:t>
+      </w:r>
+      <w:r>
+        <w:rPr>
+          <w:rFonts w:hint="eastAsia"/>
+        </w:rPr>
+        <w:t>ES</w:t>
+      </w:r>
+      <w:r>
+        <w:rPr>
+          <w:rFonts w:hint="eastAsia"/>
+        </w:rPr>
+        <w:t>使用了一个内存缓冲区</w:t>
+      </w:r>
+      <w:r>
+        <w:rPr>
+          <w:rFonts w:hint="eastAsia"/>
+        </w:rPr>
+        <w:t>Buffer</w:t>
+      </w:r>
+      <w:r>
+        <w:rPr>
+          <w:rFonts w:hint="eastAsia"/>
+        </w:rPr>
+        <w:t>，先把要写入的数据放进</w:t>
+      </w:r>
+      <w:r>
+        <w:rPr>
+          <w:rFonts w:hint="eastAsia"/>
+        </w:rPr>
+        <w:t>buffer</w:t>
+      </w:r>
+      <w:r>
+        <w:rPr>
+          <w:rFonts w:hint="eastAsia"/>
+        </w:rPr>
+        <w:t>；同时将数据写入</w:t>
+      </w:r>
+      <w:proofErr w:type="spellStart"/>
+      <w:r>
+        <w:rPr>
+          <w:rFonts w:hint="eastAsia"/>
+        </w:rPr>
+        <w:t>translog</w:t>
+      </w:r>
+      <w:proofErr w:type="spellEnd"/>
+      <w:r>
+        <w:rPr>
+          <w:rFonts w:hint="eastAsia"/>
+        </w:rPr>
+        <w:t>日志文件（其实是些</w:t>
+      </w:r>
+      <w:proofErr w:type="spellStart"/>
+      <w:r>
+        <w:rPr>
+          <w:rFonts w:hint="eastAsia"/>
+        </w:rPr>
+        <w:t>os</w:t>
+      </w:r>
+      <w:proofErr w:type="spellEnd"/>
+      <w:r>
+        <w:rPr>
+          <w:rFonts w:hint="eastAsia"/>
+        </w:rPr>
+        <w:t xml:space="preserve"> cache</w:t>
+      </w:r>
+      <w:r>
+        <w:rPr>
+          <w:rFonts w:hint="eastAsia"/>
+        </w:rPr>
+        <w:t>）。</w:t>
+      </w:r>
+    </w:p>
+    <w:p>
+      <w:pPr>
+        <w:ind w:firstLine="420"/>
+      </w:pPr>
+      <w:r>
+        <w:t>2</w:t>
+      </w:r>
+      <w:r>
+        <w:rPr>
+          <w:rFonts w:hint="eastAsia"/>
+        </w:rPr>
+        <w:t>、</w:t>
+      </w:r>
+      <w:r>
+        <w:rPr>
+          <w:rFonts w:hint="eastAsia"/>
+        </w:rPr>
+        <w:t>refresh</w:t>
+      </w:r>
+      <w:r>
+        <w:rPr>
+          <w:rFonts w:hint="eastAsia"/>
+        </w:rPr>
+        <w:t>：</w:t>
+      </w:r>
+      <w:r>
+        <w:rPr>
+          <w:rFonts w:hint="eastAsia"/>
+        </w:rPr>
+        <w:t>buffer</w:t>
+      </w:r>
+      <w:r>
+        <w:rPr>
+          <w:rFonts w:hint="eastAsia"/>
+        </w:rPr>
+        <w:t>数据满</w:t>
+      </w:r>
+      <w:r>
+        <w:rPr>
+          <w:rFonts w:hint="eastAsia"/>
+        </w:rPr>
+        <w:t>/1s</w:t>
+      </w:r>
+      <w:r>
+        <w:rPr>
+          <w:rFonts w:hint="eastAsia"/>
+        </w:rPr>
+        <w:t>定时器到期会将</w:t>
+      </w:r>
+      <w:r>
+        <w:rPr>
+          <w:rFonts w:hint="eastAsia"/>
+        </w:rPr>
+        <w:t>buffer</w:t>
+      </w:r>
+      <w:r>
+        <w:rPr>
+          <w:rFonts w:hint="eastAsia"/>
+        </w:rPr>
+        <w:t>写入操作系统</w:t>
+      </w:r>
+      <w:r>
+        <w:rPr>
+          <w:rFonts w:hint="eastAsia"/>
+        </w:rPr>
+        <w:t xml:space="preserve">segment file </w:t>
+      </w:r>
+      <w:r>
+        <w:rPr>
+          <w:rFonts w:hint="eastAsia"/>
+        </w:rPr>
+        <w:t>中，进入</w:t>
+      </w:r>
+      <w:r>
+        <w:rPr>
+          <w:rFonts w:hint="eastAsia"/>
+        </w:rPr>
+        <w:t>cache</w:t>
+      </w:r>
+      <w:r>
+        <w:rPr>
+          <w:rFonts w:hint="eastAsia"/>
+        </w:rPr>
+        <w:t>立马就能搜索到，所以说</w:t>
+      </w:r>
+      <w:r>
+        <w:rPr>
+          <w:rFonts w:hint="eastAsia"/>
+        </w:rPr>
+        <w:t>es</w:t>
+      </w:r>
+      <w:r>
+        <w:rPr>
+          <w:rFonts w:hint="eastAsia"/>
+        </w:rPr>
+        <w:t>是近实时（</w:t>
+      </w:r>
+      <w:r>
+        <w:rPr>
+          <w:rFonts w:hint="eastAsia"/>
+        </w:rPr>
+        <w:t>NRT</w:t>
+      </w:r>
+      <w:r>
+        <w:rPr>
+          <w:rFonts w:hint="eastAsia"/>
+        </w:rPr>
+        <w:t>，</w:t>
+      </w:r>
+      <w:r>
+        <w:rPr>
+          <w:rFonts w:hint="eastAsia"/>
+        </w:rPr>
+        <w:t>near real-time</w:t>
+      </w:r>
+      <w:r>
+        <w:rPr>
+          <w:rFonts w:hint="eastAsia"/>
+        </w:rPr>
+        <w:t>）的</w:t>
+      </w:r>
+    </w:p>
+    <w:p>
+      <w:pPr>
+        <w:ind w:firstLine="420"/>
+      </w:pPr>
+      <w:r>
+        <w:t>3</w:t>
+      </w:r>
+      <w:r>
+        <w:rPr>
+          <w:rFonts w:hint="eastAsia"/>
+        </w:rPr>
+        <w:t>、</w:t>
+      </w:r>
+      <w:r>
+        <w:rPr>
+          <w:rFonts w:hint="eastAsia"/>
+        </w:rPr>
+        <w:t>flush</w:t>
+      </w:r>
+      <w:r>
+        <w:rPr>
+          <w:rFonts w:hint="eastAsia"/>
+        </w:rPr>
+        <w:t>：</w:t>
+      </w:r>
+      <w:proofErr w:type="spellStart"/>
+      <w:r>
+        <w:rPr>
+          <w:rFonts w:hint="eastAsia"/>
+        </w:rPr>
+        <w:t>tanslog</w:t>
+      </w:r>
+      <w:proofErr w:type="spellEnd"/>
+      <w:r>
+        <w:rPr>
+          <w:rFonts w:hint="eastAsia"/>
+        </w:rPr>
+        <w:t>超过指定大小</w:t>
+      </w:r>
+      <w:r>
+        <w:rPr>
+          <w:rFonts w:hint="eastAsia"/>
+        </w:rPr>
+        <w:t>/30min</w:t>
+      </w:r>
+      <w:r>
+        <w:rPr>
+          <w:rFonts w:hint="eastAsia"/>
+        </w:rPr>
+        <w:t>定时器到期会触发</w:t>
+      </w:r>
+      <w:r>
+        <w:rPr>
+          <w:rFonts w:hint="eastAsia"/>
+        </w:rPr>
+        <w:t>commit</w:t>
+      </w:r>
+      <w:r>
+        <w:rPr>
+          <w:rFonts w:hint="eastAsia"/>
+        </w:rPr>
+        <w:t>操作将对应的</w:t>
+      </w:r>
+      <w:r>
+        <w:rPr>
+          <w:rFonts w:hint="eastAsia"/>
+        </w:rPr>
+        <w:t>cache</w:t>
+      </w:r>
+      <w:r>
+        <w:rPr>
+          <w:rFonts w:hint="eastAsia"/>
+        </w:rPr>
+        <w:t>刷到磁盘</w:t>
+      </w:r>
+      <w:r>
+        <w:rPr>
+          <w:rFonts w:hint="eastAsia"/>
+        </w:rPr>
+        <w:t>file</w:t>
+      </w:r>
+      <w:r>
+        <w:rPr>
+          <w:rFonts w:hint="eastAsia"/>
+        </w:rPr>
+        <w:t>，</w:t>
+      </w:r>
+      <w:r>
+        <w:rPr>
+          <w:rFonts w:hint="eastAsia"/>
+        </w:rPr>
+        <w:t>commit point</w:t>
+      </w:r>
+      <w:r>
+        <w:rPr>
+          <w:rFonts w:hint="eastAsia"/>
+        </w:rPr>
+        <w:t>写入磁盘，</w:t>
+      </w:r>
+      <w:r>
+        <w:rPr>
+          <w:rFonts w:hint="eastAsia"/>
+        </w:rPr>
+        <w:t>commit point</w:t>
+      </w:r>
+      <w:r>
+        <w:rPr>
+          <w:rFonts w:hint="eastAsia"/>
+        </w:rPr>
+        <w:t>里面包含对应的所有的</w:t>
+      </w:r>
+      <w:r>
+        <w:rPr>
+          <w:rFonts w:hint="eastAsia"/>
+        </w:rPr>
+        <w:t>segment file</w:t>
+      </w:r>
+    </w:p>
+    <w:p>
+      <w:pPr>
+        <w:ind w:firstLine="420"/>
+      </w:pPr>
+      <w:r>
+        <w:t>4</w:t>
+      </w:r>
+      <w:r>
+        <w:rPr>
+          <w:rFonts w:hint="eastAsia"/>
+        </w:rPr>
+        <w:t>、</w:t>
+      </w:r>
+      <w:proofErr w:type="spellStart"/>
+      <w:r>
+        <w:rPr>
+          <w:rFonts w:hint="eastAsia"/>
+        </w:rPr>
+        <w:t>translog</w:t>
+      </w:r>
+      <w:proofErr w:type="spellEnd"/>
+      <w:r>
+        <w:rPr>
+          <w:rFonts w:hint="eastAsia"/>
+        </w:rPr>
+        <w:t>默认</w:t>
+      </w:r>
+      <w:r>
+        <w:rPr>
+          <w:rFonts w:hint="eastAsia"/>
+        </w:rPr>
+        <w:t>5s</w:t>
+      </w:r>
+      <w:r>
+        <w:rPr>
+          <w:rFonts w:hint="eastAsia"/>
+        </w:rPr>
+        <w:t>把</w:t>
+      </w:r>
+      <w:r>
+        <w:rPr>
+          <w:rFonts w:hint="eastAsia"/>
+        </w:rPr>
+        <w:t xml:space="preserve">cache </w:t>
+      </w:r>
+      <w:proofErr w:type="spellStart"/>
+      <w:r>
+        <w:rPr>
+          <w:rFonts w:hint="eastAsia"/>
+        </w:rPr>
+        <w:t>fsync</w:t>
+      </w:r>
+      <w:proofErr w:type="spellEnd"/>
+      <w:r>
+        <w:rPr>
+          <w:rFonts w:hint="eastAsia"/>
+        </w:rPr>
+        <w:t>到磁盘，所以</w:t>
+      </w:r>
+      <w:r>
+        <w:rPr>
+          <w:rFonts w:hint="eastAsia"/>
+        </w:rPr>
+        <w:t>es</w:t>
+      </w:r>
+      <w:r>
+        <w:rPr>
+          <w:rFonts w:hint="eastAsia"/>
+        </w:rPr>
+        <w:t>宕机会有最大</w:t>
+      </w:r>
+      <w:r>
+        <w:rPr>
+          <w:rFonts w:hint="eastAsia"/>
+        </w:rPr>
+        <w:t>5s</w:t>
+      </w:r>
+      <w:r>
+        <w:rPr>
+          <w:rFonts w:hint="eastAsia"/>
+        </w:rPr>
+        <w:t>窗口的丢</w:t>
+      </w:r>
+      <w:r>
+        <w:rPr>
+          <w:rFonts w:hint="eastAsia"/>
+        </w:rPr>
+        <w:lastRenderedPageBreak/>
+        <w:t>失数据</w:t>
+      </w:r>
+    </w:p>
+    <w:p>
+      <w:pPr>
+        <w:pStyle w:val="2"/>
+        <w:rPr>
+          <w:rFonts w:hint="default"/>
+        </w:rPr>
+      </w:pPr>
+      <w:r>
+        <w:t>读操作</w:t>
+      </w:r>
+    </w:p>
+    <w:p>
+      <w:r>
+        <w:tab/>
+        <w:t>1</w:t>
+      </w:r>
+      <w:r>
+        <w:rPr>
+          <w:rFonts w:hint="eastAsia"/>
+        </w:rPr>
+        <w:t>、客户端发送任何一个请求到任意一个</w:t>
+      </w:r>
+      <w:r>
+        <w:rPr>
+          <w:rFonts w:hint="eastAsia"/>
+        </w:rPr>
+        <w:t>node</w:t>
+      </w:r>
+      <w:r>
+        <w:rPr>
+          <w:rFonts w:hint="eastAsia"/>
+        </w:rPr>
+        <w:t>，成为</w:t>
+      </w:r>
+      <w:r>
+        <w:rPr>
+          <w:rFonts w:hint="eastAsia"/>
+        </w:rPr>
+        <w:t>coordinate node</w:t>
+      </w:r>
+    </w:p>
+    <w:p>
+      <w:pPr>
+        <w:ind w:firstLine="420"/>
+      </w:pPr>
+      <w:r>
+        <w:t>2</w:t>
+      </w:r>
+      <w:r>
+        <w:rPr>
+          <w:rFonts w:hint="eastAsia"/>
+        </w:rPr>
+        <w:t>、</w:t>
+      </w:r>
+      <w:r>
+        <w:rPr>
+          <w:rFonts w:hint="eastAsia"/>
+        </w:rPr>
+        <w:t>coordinate node</w:t>
+      </w:r>
+      <w:r>
+        <w:rPr>
+          <w:rFonts w:hint="eastAsia"/>
+        </w:rPr>
+        <w:t>对</w:t>
+      </w:r>
+      <w:r>
+        <w:rPr>
+          <w:rFonts w:hint="eastAsia"/>
+        </w:rPr>
+        <w:t>document</w:t>
+      </w:r>
+      <w:r>
+        <w:rPr>
+          <w:rFonts w:hint="eastAsia"/>
+        </w:rPr>
+        <w:t>进行路由，将请求</w:t>
+      </w:r>
+      <w:proofErr w:type="spellStart"/>
+      <w:r>
+        <w:rPr>
+          <w:rFonts w:hint="eastAsia"/>
+          <w:color w:val="FF0000"/>
+        </w:rPr>
+        <w:t>rr</w:t>
+      </w:r>
+      <w:proofErr w:type="spellEnd"/>
+      <w:r>
+        <w:rPr>
+          <w:rFonts w:hint="eastAsia"/>
+          <w:color w:val="FF0000"/>
+        </w:rPr>
+        <w:t>轮训</w:t>
+      </w:r>
+      <w:r>
+        <w:rPr>
+          <w:rFonts w:hint="eastAsia"/>
+        </w:rPr>
+        <w:t>转发到对应的</w:t>
+      </w:r>
+      <w:r>
+        <w:rPr>
+          <w:rFonts w:hint="eastAsia"/>
+        </w:rPr>
+        <w:t>node</w:t>
+      </w:r>
+      <w:r>
+        <w:rPr>
+          <w:rFonts w:hint="eastAsia"/>
+        </w:rPr>
+        <w:t>，</w:t>
+      </w:r>
+      <w:r>
+        <w:rPr>
+          <w:rFonts w:hint="eastAsia"/>
+          <w:color w:val="FF0000"/>
+        </w:rPr>
+        <w:t>在</w:t>
+      </w:r>
+      <w:r>
+        <w:rPr>
+          <w:rFonts w:hint="eastAsia"/>
+          <w:color w:val="FF0000"/>
+        </w:rPr>
+        <w:t>primary shard</w:t>
+      </w:r>
+      <w:r>
+        <w:rPr>
+          <w:rFonts w:hint="eastAsia"/>
+          <w:color w:val="FF0000"/>
+        </w:rPr>
+        <w:t>以及所有的</w:t>
+      </w:r>
+      <w:r>
+        <w:rPr>
+          <w:rFonts w:hint="eastAsia"/>
+          <w:color w:val="FF0000"/>
+        </w:rPr>
+        <w:t>replica</w:t>
+      </w:r>
+      <w:r>
+        <w:rPr>
+          <w:rFonts w:hint="eastAsia"/>
+          <w:color w:val="FF0000"/>
+        </w:rPr>
+        <w:t>中随机选择一个，让读请求负载均衡</w:t>
+      </w:r>
+    </w:p>
+    <w:p>
+      <w:pPr>
+        <w:ind w:firstLine="420"/>
+      </w:pPr>
+      <w:r>
+        <w:rPr>
+          <w:rFonts w:hint="eastAsia"/>
+        </w:rPr>
+        <w:t>3</w:t>
+      </w:r>
+      <w:r>
+        <w:rPr>
+          <w:rFonts w:hint="eastAsia"/>
+        </w:rPr>
+        <w:t>、接受请求的</w:t>
+      </w:r>
+      <w:r>
+        <w:rPr>
+          <w:rFonts w:hint="eastAsia"/>
+        </w:rPr>
+        <w:t xml:space="preserve"> node</w:t>
+      </w:r>
+      <w:r>
+        <w:rPr>
+          <w:rFonts w:hint="eastAsia"/>
+        </w:rPr>
+        <w:t>，返回</w:t>
+      </w:r>
+      <w:r>
+        <w:rPr>
+          <w:rFonts w:hint="eastAsia"/>
+        </w:rPr>
+        <w:t xml:space="preserve"> document </w:t>
+      </w:r>
+      <w:r>
+        <w:rPr>
+          <w:rFonts w:hint="eastAsia"/>
+        </w:rPr>
+        <w:t>给</w:t>
+      </w:r>
+      <w:r>
+        <w:rPr>
+          <w:rFonts w:hint="eastAsia"/>
+        </w:rPr>
+        <w:t xml:space="preserve"> coordinate note</w:t>
+      </w:r>
+    </w:p>
+    <w:p>
+      <w:pPr>
+        <w:ind w:firstLine="420"/>
+      </w:pPr>
+      <w:r>
+        <w:rPr>
+          <w:rFonts w:hint="eastAsia"/>
+        </w:rPr>
+        <w:t>4</w:t>
+      </w:r>
+      <w:r>
+        <w:rPr>
+          <w:rFonts w:hint="eastAsia"/>
+        </w:rPr>
+        <w:t>、</w:t>
+      </w:r>
+      <w:r>
+        <w:rPr>
+          <w:rFonts w:hint="eastAsia"/>
+        </w:rPr>
+        <w:t xml:space="preserve">coordinate node </w:t>
+      </w:r>
+      <w:r>
+        <w:rPr>
+          <w:rFonts w:hint="eastAsia"/>
+        </w:rPr>
+        <w:t>返回给客户端</w:t>
+      </w:r>
+    </w:p>
+    <w:p>
+      <w:pPr>
+        <w:pStyle w:val="2"/>
+        <w:rPr>
+          <w:rFonts w:hint="default"/>
+        </w:rPr>
+      </w:pPr>
+      <w:r>
+        <w:t>搜索过程</w:t>
+      </w:r>
+    </w:p>
+    <w:p>
+      <w:r>
+        <w:tab/>
+        <w:t>1</w:t>
+      </w:r>
+      <w:r>
+        <w:rPr>
+          <w:rFonts w:hint="eastAsia"/>
+        </w:rPr>
+        <w:t>、客户端发送一个请求给</w:t>
+      </w:r>
+      <w:r>
+        <w:rPr>
+          <w:rFonts w:hint="eastAsia"/>
+        </w:rPr>
+        <w:t>coordinate node</w:t>
+      </w:r>
+    </w:p>
+    <w:p>
+      <w:pPr>
+        <w:ind w:firstLine="420"/>
+      </w:pPr>
+      <w:r>
+        <w:rPr>
+          <w:rFonts w:hint="eastAsia"/>
+        </w:rPr>
+        <w:t>2</w:t>
+      </w:r>
+      <w:r>
+        <w:rPr>
+          <w:rFonts w:hint="eastAsia"/>
+        </w:rPr>
+        <w:t>、协调节点将搜索的请求转发给所有的</w:t>
+      </w:r>
+      <w:r>
+        <w:rPr>
+          <w:rFonts w:hint="eastAsia"/>
+        </w:rPr>
+        <w:t>shard</w:t>
+      </w:r>
+      <w:r>
+        <w:rPr>
+          <w:rFonts w:hint="eastAsia"/>
+        </w:rPr>
+        <w:t>对应的</w:t>
+      </w:r>
+      <w:r>
+        <w:rPr>
+          <w:rFonts w:hint="eastAsia"/>
+        </w:rPr>
+        <w:t>primary shard</w:t>
+      </w:r>
+      <w:r>
+        <w:rPr>
+          <w:rFonts w:hint="eastAsia"/>
+        </w:rPr>
+        <w:t>或</w:t>
+      </w:r>
+      <w:r>
+        <w:rPr>
+          <w:rFonts w:hint="eastAsia"/>
+        </w:rPr>
+        <w:t>replica shard</w:t>
+      </w:r>
+    </w:p>
+    <w:p>
+      <w:pPr>
+        <w:ind w:firstLine="420"/>
+      </w:pPr>
+      <w:r>
+        <w:rPr>
+          <w:rFonts w:hint="eastAsia"/>
+        </w:rPr>
+        <w:t>3</w:t>
+      </w:r>
+      <w:r>
+        <w:rPr>
+          <w:rFonts w:hint="eastAsia"/>
+        </w:rPr>
+        <w:t>、</w:t>
+      </w:r>
+      <w:r>
+        <w:rPr>
+          <w:rFonts w:hint="eastAsia"/>
+        </w:rPr>
+        <w:t>query phase</w:t>
+      </w:r>
+      <w:r>
+        <w:rPr>
+          <w:rFonts w:hint="eastAsia"/>
+        </w:rPr>
+        <w:t>：每一个</w:t>
+      </w:r>
+      <w:r>
+        <w:rPr>
+          <w:rFonts w:hint="eastAsia"/>
+        </w:rPr>
+        <w:t>shard</w:t>
+      </w:r>
+      <w:r>
+        <w:rPr>
+          <w:rFonts w:hint="eastAsia"/>
+        </w:rPr>
+        <w:t>将自己搜索的结果（其实也就是一些唯一标识），返回给协调节点，有协调节点进行数据的合并，排序，分页等操作，产出最后的结果</w:t>
+      </w:r>
+    </w:p>
+    <w:p>
+      <w:pPr>
+        <w:ind w:firstLine="420"/>
+      </w:pPr>
+      <w:r>
+        <w:rPr>
+          <w:rFonts w:hint="eastAsia"/>
+        </w:rPr>
+        <w:t>4</w:t>
+      </w:r>
+      <w:r>
+        <w:rPr>
+          <w:rFonts w:hint="eastAsia"/>
+        </w:rPr>
+        <w:t>、</w:t>
+      </w:r>
+      <w:r>
+        <w:rPr>
+          <w:rFonts w:hint="eastAsia"/>
+        </w:rPr>
+        <w:t>fetch phase</w:t>
+      </w:r>
+      <w:r>
+        <w:rPr>
+          <w:rFonts w:hint="eastAsia"/>
+        </w:rPr>
+        <w:t>，接着由协调节点，根据唯一标识去各个节点进行拉去数据，最总返回给客户端</w:t>
+      </w:r>
+    </w:p>
+    <w:p/>
+    <w:p>
+      <w:pPr>
+        <w:pStyle w:val="1"/>
+        <w:rPr>
+          <w:rFonts w:hint="default"/>
+        </w:rPr>
+      </w:pPr>
+      <w:r>
+        <w:t>事务</w:t>
+      </w:r>
+    </w:p>
+    <w:p>
+      <w:pPr>
+        <w:pStyle w:val="1"/>
+        <w:rPr>
+          <w:rFonts w:hint="default"/>
+        </w:rPr>
+      </w:pPr>
+      <w:r>
+        <w:t>接口</w:t>
+      </w:r>
+    </w:p>
+    <w:p>
+      <w:pPr>
+        <w:pStyle w:val="2"/>
+        <w:rPr>
+          <w:rFonts w:hint="default"/>
+        </w:rPr>
+      </w:pPr>
+      <w:r>
+        <w:t>Restful API</w:t>
+      </w:r>
+    </w:p>
+    <w:p>
+      <w:pPr>
+        <w:pStyle w:val="2"/>
+        <w:rPr>
+          <w:rFonts w:hint="default"/>
+        </w:rPr>
+      </w:pPr>
+      <w:r>
+        <w:t>Postman</w:t>
+      </w:r>
+      <w:r>
+        <w:t>客户端</w:t>
+      </w:r>
+    </w:p>
+    <w:p>
+      <w:pPr>
+        <w:pStyle w:val="1"/>
+        <w:rPr>
+          <w:rFonts w:hint="default"/>
+        </w:rPr>
+      </w:pPr>
+      <w:r>
+        <w:t>使用</w:t>
+      </w:r>
+    </w:p>
+    <w:p>
+      <w:pPr>
+        <w:pStyle w:val="2"/>
+        <w:rPr>
+          <w:rFonts w:hint="default"/>
+        </w:rPr>
+      </w:pPr>
+      <w:r>
+        <w:t>集群操作</w:t>
+      </w:r>
+    </w:p>
+    <w:p>
+      <w:pPr>
+        <w:pStyle w:val="3"/>
+        <w:rPr>
+          <w:rFonts w:hint="default"/>
+        </w:rPr>
+      </w:pPr>
+      <w:r>
+        <w:t>查询集群状态</w:t>
+      </w:r>
+    </w:p>
+    <w:p>
+      <w:pPr>
+        <w:pStyle w:val="3"/>
+        <w:rPr>
+          <w:rFonts w:hint="default"/>
+        </w:rPr>
+      </w:pPr>
+      <w:r>
+        <w:t>使用</w:t>
+      </w:r>
+      <w:r>
+        <w:t>help</w:t>
+      </w:r>
+      <w:r>
+        <w:t>参数查询</w:t>
+      </w:r>
+    </w:p>
+    <w:p>
+      <w:pPr>
+        <w:pStyle w:val="3"/>
+        <w:rPr>
+          <w:rFonts w:hint="default"/>
+        </w:rPr>
+      </w:pPr>
+      <w:r>
+        <w:t>查询集群中的节点信息</w:t>
+      </w:r>
+    </w:p>
+    <w:p>
+      <w:pPr>
+        <w:pStyle w:val="3"/>
+        <w:rPr>
+          <w:rFonts w:hint="default"/>
+        </w:rPr>
+      </w:pPr>
+      <w:r>
+        <w:t>查询集群索引信息</w:t>
+      </w:r>
+    </w:p>
+    <w:p>
+      <w:pPr>
+        <w:pStyle w:val="2"/>
+        <w:rPr>
+          <w:rFonts w:hint="default"/>
+        </w:rPr>
+      </w:pPr>
+      <w:r>
+        <w:t>索引操作</w:t>
+      </w:r>
+    </w:p>
+    <w:p>
+      <w:pPr>
+        <w:pStyle w:val="3"/>
+        <w:rPr>
+          <w:rFonts w:hint="default"/>
+        </w:rPr>
+      </w:pPr>
+      <w:r>
+        <w:lastRenderedPageBreak/>
+        <w:t>创建索引</w:t>
+      </w:r>
+    </w:p>
+    <w:p>
+      <w:pPr>
+        <w:pStyle w:val="3"/>
+        <w:rPr>
+          <w:rFonts w:hint="default"/>
+        </w:rPr>
+      </w:pPr>
+      <w:r>
+        <w:t>查看索引</w:t>
+      </w:r>
+    </w:p>
+    <w:p>
+      <w:pPr>
+        <w:pStyle w:val="3"/>
+        <w:rPr>
+          <w:rFonts w:hint="default"/>
+        </w:rPr>
+      </w:pPr>
+      <w:r>
+        <w:t>删除索引</w:t>
+      </w:r>
+    </w:p>
+    <w:p>
+      <w:pPr>
+        <w:pStyle w:val="2"/>
+        <w:rPr>
+          <w:rFonts w:hint="default"/>
+        </w:rPr>
+      </w:pPr>
+      <w:r>
+        <w:t>文档操作</w:t>
+      </w:r>
+    </w:p>
+    <w:p>
+      <w:pPr>
+        <w:pStyle w:val="3"/>
+        <w:rPr>
+          <w:rFonts w:hint="default"/>
+        </w:rPr>
+      </w:pPr>
+      <w:r>
+        <w:t>创建文档</w:t>
+      </w:r>
+    </w:p>
+    <w:p>
+      <w:pPr>
+        <w:pStyle w:val="3"/>
+        <w:rPr>
+          <w:rFonts w:hint="default"/>
+        </w:rPr>
+      </w:pPr>
+      <w:r>
+        <w:t>更新文档</w:t>
+      </w:r>
+    </w:p>
+    <w:p>
+      <w:pPr>
+        <w:pStyle w:val="3"/>
+        <w:rPr>
+          <w:rFonts w:hint="default"/>
+        </w:rPr>
+      </w:pPr>
+      <w:r>
+        <w:t>查询文档</w:t>
+      </w:r>
+    </w:p>
+    <w:p>
+      <w:pPr>
+        <w:pStyle w:val="3"/>
+        <w:rPr>
+          <w:rFonts w:hint="default"/>
+        </w:rPr>
+      </w:pPr>
+      <w:r>
+        <w:t>删除文档</w:t>
+      </w:r>
     </w:p>
     <w:sectPr>
       <w:pgSz w:w="11906" w:h="16838"/>
@@ -21,7 +3180,7 @@
 </file>
 
 <file path=word/endnotes.xml><?xml version="1.0" encoding="utf-8"?>
-<w:endnotes xmlns:wpc="http://schemas.microsoft.com/office/word/2010/wordprocessingCanvas" xmlns:cx="http://schemas.microsoft.com/office/drawing/2014/chartex" xmlns:cx1="http://schemas.microsoft.com/office/drawing/2015/9/8/chartex" xmlns:cx2="http://schemas.microsoft.com/office/drawing/2015/10/21/chartex" xmlns:cx3="http://schemas.microsoft.com/office/drawing/2016/5/9/chartex" xmlns:cx4="http://schemas.microsoft.com/office/drawing/2016/5/10/chartex" xmlns:cx5="http://schemas.microsoft.com/office/drawing/2016/5/11/chartex" xmlns:cx6="http://schemas.microsoft.com/office/drawing/2016/5/12/chartex" xmlns:cx7="http://schemas.microsoft.com/office/drawing/2016/5/13/chartex" xmlns:cx8="http://schemas.microsoft.com/office/drawing/2016/5/14/chartex" xmlns:mc="http://schemas.openxmlformats.org/markup-compatibility/2006" xmlns:aink="http://schemas.microsoft.com/office/drawing/2016/ink" xmlns:am3d="http://schemas.microsoft.com/office/drawing/2017/model3d" xmlns:o="urn:schemas-microsoft-com:office:office" xmlns:oel="http://schemas.microsoft.com/office/2019/extlst" xmlns:r="http://schemas.openxmlformats.org/officeDocument/2006/relationships" xmlns:m="http://schemas.openxmlformats.org/officeDocument/2006/math" xmlns:v="urn:schemas-microsoft-com:vml" xmlns:wp14="http://schemas.microsoft.com/office/word/2010/wordprocessingDrawing" xmlns:wp="http://schemas.openxmlformats.org/drawingml/2006/wordprocessingDrawing" xmlns:w10="urn:schemas-microsoft-com:office:word" xmlns:w="http://schemas.openxmlformats.org/wordprocessingml/2006/main" xmlns:w14="http://schemas.microsoft.com/office/word/2010/wordml" xmlns:w15="http://schemas.microsoft.com/office/word/2012/wordml" xmlns:w16cex="http://schemas.microsoft.com/office/word/2018/wordml/cex" xmlns:w16cid="http://schemas.microsoft.com/office/word/2016/wordml/cid" xmlns:w16="http://schemas.microsoft.com/office/word/2018/wordml" xmlns:w16du="http://schemas.microsoft.com/office/word/2023/wordml/word16du" xmlns:w16sdtdh="http://schemas.microsoft.com/office/word/2020/wordml/sdtdatahash" xmlns:w16se="http://schemas.microsoft.com/office/word/2015/wordml/symex" xmlns:wpg="http://schemas.microsoft.com/office/word/2010/wordprocessingGroup" xmlns:wpi="http://schemas.microsoft.com/office/word/2010/wordprocessingInk" xmlns:wne="http://schemas.microsoft.com/office/word/2006/wordml" xmlns:wps="http://schemas.microsoft.com/office/word/2010/wordprocessingShape" mc:Ignorable="w14 w15 w16se w16cid w16 w16cex w16sdtdh wp14">
+<w:endnotes xmlns:wpc="http://schemas.microsoft.com/office/word/2010/wordprocessingCanvas" xmlns:cx="http://schemas.microsoft.com/office/drawing/2014/chartex" xmlns:cx1="http://schemas.microsoft.com/office/drawing/2015/9/8/chartex" xmlns:cx2="http://schemas.microsoft.com/office/drawing/2015/10/21/chartex" xmlns:cx3="http://schemas.microsoft.com/office/drawing/2016/5/9/chartex" xmlns:cx4="http://schemas.microsoft.com/office/drawing/2016/5/10/chartex" xmlns:cx5="http://schemas.microsoft.com/office/drawing/2016/5/11/chartex" xmlns:cx6="http://schemas.microsoft.com/office/drawing/2016/5/12/chartex" xmlns:cx7="http://schemas.microsoft.com/office/drawing/2016/5/13/chartex" xmlns:cx8="http://schemas.microsoft.com/office/drawing/2016/5/14/chartex" xmlns:mc="http://schemas.openxmlformats.org/markup-compatibility/2006" xmlns:aink="http://schemas.microsoft.com/office/drawing/2016/ink" xmlns:am3d="http://schemas.microsoft.com/office/drawing/2017/model3d" xmlns:o="urn:schemas-microsoft-com:office:office" xmlns:oel="http://schemas.microsoft.com/office/2019/extlst" xmlns:r="http://schemas.openxmlformats.org/officeDocument/2006/relationships" xmlns:m="http://schemas.openxmlformats.org/officeDocument/2006/math" xmlns:v="urn:schemas-microsoft-com:vml" xmlns:wp14="http://schemas.microsoft.com/office/word/2010/wordprocessingDrawing" xmlns:wp="http://schemas.openxmlformats.org/drawingml/2006/wordprocessingDrawing" xmlns:w10="urn:schemas-microsoft-com:office:word" xmlns:w="http://schemas.openxmlformats.org/wordprocessingml/2006/main" xmlns:w14="http://schemas.microsoft.com/office/word/2010/wordml" xmlns:w15="http://schemas.microsoft.com/office/word/2012/wordml" xmlns:w16cex="http://schemas.microsoft.com/office/word/2018/wordml/cex" xmlns:w16cid="http://schemas.microsoft.com/office/word/2016/wordml/cid" xmlns:w16="http://schemas.microsoft.com/office/word/2018/wordml" xmlns:w16sdtdh="http://schemas.microsoft.com/office/word/2020/wordml/sdtdatahash" xmlns:w16se="http://schemas.microsoft.com/office/word/2015/wordml/symex" xmlns:wpg="http://schemas.microsoft.com/office/word/2010/wordprocessingGroup" xmlns:wpi="http://schemas.microsoft.com/office/word/2010/wordprocessingInk" xmlns:wne="http://schemas.microsoft.com/office/word/2006/wordml" xmlns:wps="http://schemas.microsoft.com/office/word/2010/wordprocessingShape" mc:Ignorable="w14 w15 w16se w16cid w16 w16cex w16sdtdh wp14">
   <w:endnote w:type="separator" w:id="-1">
     <w:p>
       <w:pPr>
@@ -46,7 +3205,7 @@
 </file>
 
 <file path=word/footnotes.xml><?xml version="1.0" encoding="utf-8"?>
-<w:footnotes xmlns:wpc="http://schemas.microsoft.com/office/word/2010/wordprocessingCanvas" xmlns:cx="http://schemas.microsoft.com/office/drawing/2014/chartex" xmlns:cx1="http://schemas.microsoft.com/office/drawing/2015/9/8/chartex" xmlns:cx2="http://schemas.microsoft.com/office/drawing/2015/10/21/chartex" xmlns:cx3="http://schemas.microsoft.com/office/drawing/2016/5/9/chartex" xmlns:cx4="http://schemas.microsoft.com/office/drawing/2016/5/10/chartex" xmlns:cx5="http://schemas.microsoft.com/office/drawing/2016/5/11/chartex" xmlns:cx6="http://schemas.microsoft.com/office/drawing/2016/5/12/chartex" xmlns:cx7="http://schemas.microsoft.com/office/drawing/2016/5/13/chartex" xmlns:cx8="http://schemas.microsoft.com/office/drawing/2016/5/14/chartex" xmlns:mc="http://schemas.openxmlformats.org/markup-compatibility/2006" xmlns:aink="http://schemas.microsoft.com/office/drawing/2016/ink" xmlns:am3d="http://schemas.microsoft.com/office/drawing/2017/model3d" xmlns:o="urn:schemas-microsoft-com:office:office" xmlns:oel="http://schemas.microsoft.com/office/2019/extlst" xmlns:r="http://schemas.openxmlformats.org/officeDocument/2006/relationships" xmlns:m="http://schemas.openxmlformats.org/officeDocument/2006/math" xmlns:v="urn:schemas-microsoft-com:vml" xmlns:wp14="http://schemas.microsoft.com/office/word/2010/wordprocessingDrawing" xmlns:wp="http://schemas.openxmlformats.org/drawingml/2006/wordprocessingDrawing" xmlns:w10="urn:schemas-microsoft-com:office:word" xmlns:w="http://schemas.openxmlformats.org/wordprocessingml/2006/main" xmlns:w14="http://schemas.microsoft.com/office/word/2010/wordml" xmlns:w15="http://schemas.microsoft.com/office/word/2012/wordml" xmlns:w16cex="http://schemas.microsoft.com/office/word/2018/wordml/cex" xmlns:w16cid="http://schemas.microsoft.com/office/word/2016/wordml/cid" xmlns:w16="http://schemas.microsoft.com/office/word/2018/wordml" xmlns:w16du="http://schemas.microsoft.com/office/word/2023/wordml/word16du" xmlns:w16sdtdh="http://schemas.microsoft.com/office/word/2020/wordml/sdtdatahash" xmlns:w16se="http://schemas.microsoft.com/office/word/2015/wordml/symex" xmlns:wpg="http://schemas.microsoft.com/office/word/2010/wordprocessingGroup" xmlns:wpi="http://schemas.microsoft.com/office/word/2010/wordprocessingInk" xmlns:wne="http://schemas.microsoft.com/office/word/2006/wordml" xmlns:wps="http://schemas.microsoft.com/office/word/2010/wordprocessingShape" mc:Ignorable="w14 w15 w16se w16cid w16 w16cex w16sdtdh wp14">
+<w:footnotes xmlns:wpc="http://schemas.microsoft.com/office/word/2010/wordprocessingCanvas" xmlns:cx="http://schemas.microsoft.com/office/drawing/2014/chartex" xmlns:cx1="http://schemas.microsoft.com/office/drawing/2015/9/8/chartex" xmlns:cx2="http://schemas.microsoft.com/office/drawing/2015/10/21/chartex" xmlns:cx3="http://schemas.microsoft.com/office/drawing/2016/5/9/chartex" xmlns:cx4="http://schemas.microsoft.com/office/drawing/2016/5/10/chartex" xmlns:cx5="http://schemas.microsoft.com/office/drawing/2016/5/11/chartex" xmlns:cx6="http://schemas.microsoft.com/office/drawing/2016/5/12/chartex" xmlns:cx7="http://schemas.microsoft.com/office/drawing/2016/5/13/chartex" xmlns:cx8="http://schemas.microsoft.com/office/drawing/2016/5/14/chartex" xmlns:mc="http://schemas.openxmlformats.org/markup-compatibility/2006" xmlns:aink="http://schemas.microsoft.com/office/drawing/2016/ink" xmlns:am3d="http://schemas.microsoft.com/office/drawing/2017/model3d" xmlns:o="urn:schemas-microsoft-com:office:office" xmlns:oel="http://schemas.microsoft.com/office/2019/extlst" xmlns:r="http://schemas.openxmlformats.org/officeDocument/2006/relationships" xmlns:m="http://schemas.openxmlformats.org/officeDocument/2006/math" xmlns:v="urn:schemas-microsoft-com:vml" xmlns:wp14="http://schemas.microsoft.com/office/word/2010/wordprocessingDrawing" xmlns:wp="http://schemas.openxmlformats.org/drawingml/2006/wordprocessingDrawing" xmlns:w10="urn:schemas-microsoft-com:office:word" xmlns:w="http://schemas.openxmlformats.org/wordprocessingml/2006/main" xmlns:w14="http://schemas.microsoft.com/office/word/2010/wordml" xmlns:w15="http://schemas.microsoft.com/office/word/2012/wordml" xmlns:w16cex="http://schemas.microsoft.com/office/word/2018/wordml/cex" xmlns:w16cid="http://schemas.microsoft.com/office/word/2016/wordml/cid" xmlns:w16="http://schemas.microsoft.com/office/word/2018/wordml" xmlns:w16sdtdh="http://schemas.microsoft.com/office/word/2020/wordml/sdtdatahash" xmlns:w16se="http://schemas.microsoft.com/office/word/2015/wordml/symex" xmlns:wpg="http://schemas.microsoft.com/office/word/2010/wordprocessingGroup" xmlns:wpi="http://schemas.microsoft.com/office/word/2010/wordprocessingInk" xmlns:wne="http://schemas.microsoft.com/office/word/2006/wordml" xmlns:wps="http://schemas.microsoft.com/office/word/2010/wordprocessingShape" mc:Ignorable="w14 w15 w16se w16cid w16 w16cex w16sdtdh wp14">
   <w:footnote w:type="separator" w:id="-1">
     <w:p>
       <w:pPr>
@@ -395,6 +3554,7 @@
     <w:next w:val="a"/>
     <w:link w:val="10"/>
     <w:qFormat/>
+    <w:rsid w:val="0003534C"/>
     <w:pPr>
       <w:jc w:val="left"/>
       <w:outlineLvl w:val="0"/>
@@ -404,6 +3564,7 @@
       <w:b/>
       <w:bCs/>
       <w:kern w:val="44"/>
+      <w:sz w:val="28"/>
       <w:szCs w:val="48"/>
     </w:rPr>
   </w:style>
@@ -414,6 +3575,7 @@
     <w:link w:val="20"/>
     <w:unhideWhenUsed/>
     <w:qFormat/>
+    <w:rsid w:val="005D3AED"/>
     <w:pPr>
       <w:jc w:val="left"/>
       <w:outlineLvl w:val="1"/>
@@ -433,15 +3595,15 @@
     <w:link w:val="30"/>
     <w:unhideWhenUsed/>
     <w:qFormat/>
+    <w:rsid w:val="005D3AED"/>
     <w:pPr>
       <w:jc w:val="left"/>
       <w:outlineLvl w:val="2"/>
     </w:pPr>
     <w:rPr>
-      <w:rFonts w:eastAsia="宋体" w:cs="Times New Roman" w:hint="eastAsia"/>
+      <w:rFonts w:cs="Times New Roman" w:hint="eastAsia"/>
       <w:b/>
       <w:kern w:val="0"/>
-      <w:sz w:val="21"/>
       <w:szCs w:val="27"/>
     </w:rPr>
   </w:style>
@@ -623,11 +3785,12 @@
     <w:name w:val="标题 3 字符"/>
     <w:link w:val="3"/>
     <w:qFormat/>
+    <w:rsid w:val="005D3AED"/>
     <w:rPr>
-      <w:rFonts w:ascii="Times New Roman" w:eastAsia="宋体" w:hAnsi="Times New Roman" w:cs="宋体"/>
+      <w:rFonts w:eastAsia="仿宋"/>
       <w:b/>
-      <w:kern w:val="2"/>
-      <w:sz w:val="21"/>
+      <w:sz w:val="24"/>
+      <w:szCs w:val="27"/>
     </w:rPr>
   </w:style>
   <w:style w:type="character" w:customStyle="1" w:styleId="20">
@@ -635,25 +3798,27 @@
     <w:basedOn w:val="a0"/>
     <w:link w:val="2"/>
     <w:qFormat/>
+    <w:rsid w:val="005D3AED"/>
     <w:rPr>
-      <w:rFonts w:ascii="Times New Roman" w:eastAsia="仿宋" w:hAnsi="Times New Roman" w:cs="宋体"/>
+      <w:rFonts w:eastAsia="仿宋"/>
       <w:b/>
       <w:bCs/>
       <w:sz w:val="24"/>
-      <w:szCs w:val="32"/>
+      <w:szCs w:val="36"/>
     </w:rPr>
   </w:style>
   <w:style w:type="character" w:customStyle="1" w:styleId="10">
     <w:name w:val="标题 1 字符"/>
     <w:link w:val="1"/>
     <w:qFormat/>
+    <w:rsid w:val="0003534C"/>
     <w:rPr>
-      <w:rFonts w:ascii="Times New Roman" w:eastAsia="仿宋" w:hAnsi="Times New Roman" w:cs="宋体"/>
+      <w:rFonts w:eastAsia="仿宋"/>
       <w:b/>
       <w:bCs/>
       <w:kern w:val="44"/>
-      <w:sz w:val="24"/>
-      <w:szCs w:val="44"/>
+      <w:sz w:val="28"/>
+      <w:szCs w:val="48"/>
     </w:rPr>
   </w:style>
   <w:style w:type="paragraph" w:customStyle="1" w:styleId="a6">
@@ -685,6 +3850,36 @@
       <w:bCs/>
       <w:sz w:val="24"/>
       <w:szCs w:val="28"/>
+    </w:rPr>
+  </w:style>
+  <w:style w:type="character" w:styleId="a7">
+    <w:name w:val="Hyperlink"/>
+    <w:basedOn w:val="a0"/>
+    <w:rsid w:val="001A6CCC"/>
+    <w:rPr>
+      <w:color w:val="0563C1" w:themeColor="hyperlink"/>
+      <w:u w:val="single"/>
+    </w:rPr>
+  </w:style>
+  <w:style w:type="character" w:styleId="a8">
+    <w:name w:val="Unresolved Mention"/>
+    <w:basedOn w:val="a0"/>
+    <w:uiPriority w:val="99"/>
+    <w:semiHidden/>
+    <w:unhideWhenUsed/>
+    <w:rsid w:val="001A6CCC"/>
+    <w:rPr>
+      <w:color w:val="605E5C"/>
+      <w:shd w:val="clear" w:color="auto" w:fill="E1DFDD"/>
+    </w:rPr>
+  </w:style>
+  <w:style w:type="character" w:styleId="a9">
+    <w:name w:val="FollowedHyperlink"/>
+    <w:basedOn w:val="a0"/>
+    <w:rsid w:val="00F70AAF"/>
+    <w:rPr>
+      <w:color w:val="954F72" w:themeColor="followedHyperlink"/>
+      <w:u w:val="single"/>
     </w:rPr>
   </w:style>
 </w:styles>
